--- a/brand_templates/PECH_SOCIAL_MEDIA_TEMPLATES.docx
+++ b/brand_templates/PECH_SOCIAL_MEDIA_TEMPLATES.docx
@@ -2,21 +2,108 @@
 <file path=word/document.xml><?xml version="1.0" encoding="utf-8"?>
 <w:document xmlns:w="http://schemas.openxmlformats.org/wordprocessingml/2006/main" xmlns:m="http://schemas.openxmlformats.org/officeDocument/2006/math" xmlns:r="http://schemas.openxmlformats.org/officeDocument/2006/relationships" xmlns:o="urn:schemas-microsoft-com:office:office" xmlns:v="urn:schemas-microsoft-com:vml" xmlns:w10="urn:schemas-microsoft-com:office:word" xmlns:a="http://schemas.openxmlformats.org/drawingml/2006/main" xmlns:pic="http://schemas.openxmlformats.org/drawingml/2006/picture" xmlns:wp="http://schemas.openxmlformats.org/drawingml/2006/wordprocessingDrawing">
   <w:body>
+    <w:p>
+      <w:pPr>
+        <w:pBdr>
+          <w:top w:val="single" w:sz="12" w:space="1" w:color="00BFFF"/>
+          <w:bottom w:val="single" w:sz="36" w:space="0" w:color="F5A623"/>
+        </w:pBdr>
+        <w:spacing w:before="0" w:after="240"/>
+      </w:pPr>
+    </w:p>
+    <w:p>
+      <w:pPr>
+        <w:pBdr>
+          <w:bottom w:val="single" w:sz="6" w:space="1" w:color="00BFFF"/>
+        </w:pBdr>
+        <w:spacing w:before="0" w:after="120"/>
+      </w:pPr>
+    </w:p>
+    <w:p>
+      <w:pPr>
+        <w:jc w:val="center"/>
+        <w:spacing w:before="0" w:after="60"/>
+      </w:pPr>
+      <w:r>
+        <w:rPr>
+          <w:i/>
+          <w:color w:val="E08A00"/>
+          <w:sz w:val="18"/>
+          <w:szCs w:val="18"/>
+        </w:rPr>
+        <w:t>Technology &amp; Infrastructure Enablers for Africa</w:t>
+      </w:r>
+    </w:p>
+    <w:p>
+      <w:pPr>
+        <w:jc w:val="center"/>
+        <w:spacing w:before="200" w:after="40"/>
+      </w:pPr>
+      <w:r>
+        <w:rPr>
+          <w:b/>
+          <w:color w:val="0099CC"/>
+          <w:sz w:val="28"/>
+          <w:szCs w:val="28"/>
+        </w:rPr>
+        <w:t>PECH GROUP HOLDINGS LTD</w:t>
+      </w:r>
+    </w:p>
+    <w:p>
+      <w:pPr>
+        <w:pBdr>
+          <w:top w:val="single" w:sz="36" w:space="0" w:color="F5A623"/>
+          <w:bottom w:val="single" w:sz="12" w:space="1" w:color="00BFFF"/>
+        </w:pBdr>
+        <w:spacing w:after="0"/>
+      </w:pPr>
+    </w:p>
     <w:bookmarkStart w:id="33" w:name="Xd596c53e3400db1786ae8b6f66d52e6a8a1cbbb"/>
     <w:p>
       <w:pPr>
         <w:pStyle w:val="Heading1"/>
-      </w:pPr>
-      <w:r>
+        <w:rPr>
+          <w:color w:val="0099CC"/>
+        </w:rPr>
+        <w:pBdr>
+          <w:bottom w:val="single" w:sz="18" w:space="2" w:color="F5A623"/>
+        </w:pBdr>
+      </w:pPr>
+      <w:r>
+        <w:rPr>
+          <w:b/>
+          <w:color w:val="0099CC"/>
+          <w:sz w:val="44"/>
+        </w:rPr>
         <w:t xml:space="preserve">PECH GROUP HOLDINGS LTD — SOCIAL MEDIA TEMPLATES</w:t>
       </w:r>
     </w:p>
     <w:bookmarkStart w:id="22" w:name="design-specifications-content-guide"/>
     <w:p>
       <w:pPr>
+        <w:pBdr>
+          <w:top w:val="single" w:sz="18" w:space="1" w:color="F5A623"/>
+          <w:bottom w:val="single" w:sz="6" w:space="1" w:color="0099CC"/>
+        </w:pBdr>
+        <w:spacing w:before="200" w:after="200"/>
+      </w:pPr>
+    </w:p>
+    <w:p>
+      <w:pPr>
         <w:pStyle w:val="Heading2"/>
-      </w:pPr>
-      <w:r>
+        <w:rPr>
+          <w:color w:val="0099CC"/>
+        </w:rPr>
+        <w:pBdr>
+          <w:bottom w:val="single" w:sz="6" w:space="2" w:color="00BFFF"/>
+        </w:pBdr>
+      </w:pPr>
+      <w:r>
+        <w:rPr>
+          <w:b/>
+          <w:color w:val="0099CC"/>
+          <w:sz w:val="32"/>
+        </w:rPr>
         <w:t xml:space="preserve">Design Specifications &amp; Content Guide</w:t>
       </w:r>
     </w:p>
@@ -31,8 +118,16 @@
     <w:p>
       <w:pPr>
         <w:pStyle w:val="Heading3"/>
-      </w:pPr>
-      <w:r>
+        <w:rPr>
+          <w:color w:val="E08A00"/>
+        </w:rPr>
+      </w:pPr>
+      <w:r>
+        <w:rPr>
+          <w:b/>
+          <w:color w:val="E08A00"/>
+          <w:sz w:val="26"/>
+        </w:rPr>
         <w:t xml:space="preserve">Platform Image Specifications</w:t>
       </w:r>
     </w:p>
@@ -42,6 +137,14 @@
         <w:tblW w:type="pct" w:w="5000"/>
         <w:tblLook w:firstRow="1" w:lastRow="0" w:firstColumn="0" w:lastColumn="0" w:noHBand="0" w:noVBand="0" w:val="0020"/>
         <w:jc w:val="start"/>
+        <w:tblBorders>
+          <w:top w:val="single" w:sz="4" w:space="0" w:color="B0D4E8"/>
+          <w:left w:val="single" w:sz="4" w:space="0" w:color="B0D4E8"/>
+          <w:bottom w:val="single" w:sz="4" w:space="0" w:color="B0D4E8"/>
+          <w:right w:val="single" w:sz="4" w:space="0" w:color="B0D4E8"/>
+          <w:insideH w:val="single" w:sz="4" w:space="0" w:color="B0D4E8"/>
+          <w:insideV w:val="single" w:sz="4" w:space="0" w:color="B0D4E8"/>
+        </w:tblBorders>
       </w:tblPr>
       <w:tblGrid>
         <w:gridCol w:w="1584"/>
@@ -55,61 +158,96 @@
           <w:tblHeader w:val="true"/>
         </w:trPr>
         <w:tc>
-          <w:tcPr/>
-          <w:p>
-            <w:pPr>
-              <w:pStyle w:val="Compact"/>
-              <w:jc w:val="left"/>
-            </w:pPr>
-            <w:r>
+          <w:tcPr>
+            <w:shd w:fill="0099CC" w:val="clear"/>
+          </w:tcPr>
+          <w:p>
+            <w:pPr>
+              <w:pStyle w:val="Compact"/>
+              <w:jc w:val="left"/>
+            </w:pPr>
+            <w:r>
+              <w:rPr>
+                <w:b/>
+                <w:color w:val="FFFFFF"/>
+                <w:sz w:val="20"/>
+              </w:rPr>
               <w:t xml:space="preserve">Platform</w:t>
             </w:r>
           </w:p>
         </w:tc>
         <w:tc>
-          <w:tcPr/>
-          <w:p>
-            <w:pPr>
-              <w:pStyle w:val="Compact"/>
-              <w:jc w:val="left"/>
-            </w:pPr>
-            <w:r>
+          <w:tcPr>
+            <w:shd w:fill="0099CC" w:val="clear"/>
+          </w:tcPr>
+          <w:p>
+            <w:pPr>
+              <w:pStyle w:val="Compact"/>
+              <w:jc w:val="left"/>
+            </w:pPr>
+            <w:r>
+              <w:rPr>
+                <w:b/>
+                <w:color w:val="FFFFFF"/>
+                <w:sz w:val="20"/>
+              </w:rPr>
               <w:t xml:space="preserve">Post Image</w:t>
             </w:r>
           </w:p>
         </w:tc>
         <w:tc>
-          <w:tcPr/>
-          <w:p>
-            <w:pPr>
-              <w:pStyle w:val="Compact"/>
-              <w:jc w:val="left"/>
-            </w:pPr>
-            <w:r>
+          <w:tcPr>
+            <w:shd w:fill="0099CC" w:val="clear"/>
+          </w:tcPr>
+          <w:p>
+            <w:pPr>
+              <w:pStyle w:val="Compact"/>
+              <w:jc w:val="left"/>
+            </w:pPr>
+            <w:r>
+              <w:rPr>
+                <w:b/>
+                <w:color w:val="FFFFFF"/>
+                <w:sz w:val="20"/>
+              </w:rPr>
               <w:t xml:space="preserve">Story/Reel</w:t>
             </w:r>
           </w:p>
         </w:tc>
         <w:tc>
-          <w:tcPr/>
-          <w:p>
-            <w:pPr>
-              <w:pStyle w:val="Compact"/>
-              <w:jc w:val="left"/>
-            </w:pPr>
-            <w:r>
+          <w:tcPr>
+            <w:shd w:fill="0099CC" w:val="clear"/>
+          </w:tcPr>
+          <w:p>
+            <w:pPr>
+              <w:pStyle w:val="Compact"/>
+              <w:jc w:val="left"/>
+            </w:pPr>
+            <w:r>
+              <w:rPr>
+                <w:b/>
+                <w:color w:val="FFFFFF"/>
+                <w:sz w:val="20"/>
+              </w:rPr>
               <w:t xml:space="preserve">Cover Photo</w:t>
             </w:r>
           </w:p>
         </w:tc>
         <w:tc>
-          <w:tcPr/>
-          <w:p>
-            <w:pPr>
-              <w:pStyle w:val="Compact"/>
-              <w:jc w:val="left"/>
-            </w:pPr>
-            <w:r>
+          <w:tcPr>
+            <w:shd w:fill="0099CC" w:val="clear"/>
+          </w:tcPr>
+          <w:p>
+            <w:pPr>
+              <w:pStyle w:val="Compact"/>
+              <w:jc w:val="left"/>
+            </w:pPr>
+            <w:r>
+              <w:rPr>
+                <w:b/>
+                <w:color w:val="FFFFFF"/>
+                <w:sz w:val="20"/>
+              </w:rPr>
               <w:t xml:space="preserve">Profile Picture</w:t>
             </w:r>
           </w:p>
@@ -117,7 +255,9 @@
       </w:tr>
       <w:tr>
         <w:tc>
-          <w:tcPr/>
+          <w:tcPr>
+            <w:shd w:fill="FFFFFF" w:val="clear"/>
+          </w:tcPr>
           <w:p>
             <w:pPr>
               <w:pStyle w:val="Compact"/>
@@ -127,55 +267,81 @@
               <w:rPr>
                 <w:bCs/>
                 <w:b/>
+                <w:color w:val="1A1A1A"/>
+                <w:sz w:val="19"/>
               </w:rPr>
               <w:t xml:space="preserve">LinkedIn</w:t>
             </w:r>
           </w:p>
         </w:tc>
         <w:tc>
-          <w:tcPr/>
-          <w:p>
-            <w:pPr>
-              <w:pStyle w:val="Compact"/>
-              <w:jc w:val="left"/>
-            </w:pPr>
-            <w:r>
+          <w:tcPr>
+            <w:shd w:fill="FFFFFF" w:val="clear"/>
+          </w:tcPr>
+          <w:p>
+            <w:pPr>
+              <w:pStyle w:val="Compact"/>
+              <w:jc w:val="left"/>
+            </w:pPr>
+            <w:r>
+              <w:rPr>
+                <w:color w:val="1A1A1A"/>
+                <w:sz w:val="19"/>
+              </w:rPr>
               <w:t xml:space="preserve">1200 x 627 px</w:t>
             </w:r>
           </w:p>
         </w:tc>
         <w:tc>
-          <w:tcPr/>
-          <w:p>
-            <w:pPr>
-              <w:pStyle w:val="Compact"/>
-              <w:jc w:val="left"/>
-            </w:pPr>
-            <w:r>
+          <w:tcPr>
+            <w:shd w:fill="FFFFFF" w:val="clear"/>
+          </w:tcPr>
+          <w:p>
+            <w:pPr>
+              <w:pStyle w:val="Compact"/>
+              <w:jc w:val="left"/>
+            </w:pPr>
+            <w:r>
+              <w:rPr>
+                <w:color w:val="1A1A1A"/>
+                <w:sz w:val="19"/>
+              </w:rPr>
               <w:t xml:space="preserve">1080 x 1920 px</w:t>
             </w:r>
           </w:p>
         </w:tc>
         <w:tc>
-          <w:tcPr/>
-          <w:p>
-            <w:pPr>
-              <w:pStyle w:val="Compact"/>
-              <w:jc w:val="left"/>
-            </w:pPr>
-            <w:r>
+          <w:tcPr>
+            <w:shd w:fill="FFFFFF" w:val="clear"/>
+          </w:tcPr>
+          <w:p>
+            <w:pPr>
+              <w:pStyle w:val="Compact"/>
+              <w:jc w:val="left"/>
+            </w:pPr>
+            <w:r>
+              <w:rPr>
+                <w:color w:val="1A1A1A"/>
+                <w:sz w:val="19"/>
+              </w:rPr>
               <w:t xml:space="preserve">1584 x 396 px</w:t>
             </w:r>
           </w:p>
         </w:tc>
         <w:tc>
-          <w:tcPr/>
-          <w:p>
-            <w:pPr>
-              <w:pStyle w:val="Compact"/>
-              <w:jc w:val="left"/>
-            </w:pPr>
-            <w:r>
+          <w:tcPr>
+            <w:shd w:fill="FFFFFF" w:val="clear"/>
+          </w:tcPr>
+          <w:p>
+            <w:pPr>
+              <w:pStyle w:val="Compact"/>
+              <w:jc w:val="left"/>
+            </w:pPr>
+            <w:r>
+              <w:rPr>
+                <w:color w:val="1A1A1A"/>
+                <w:sz w:val="19"/>
+              </w:rPr>
               <w:t xml:space="preserve">400 x 400 px</w:t>
             </w:r>
           </w:p>
@@ -183,7 +349,9 @@
       </w:tr>
       <w:tr>
         <w:tc>
-          <w:tcPr/>
+          <w:tcPr>
+            <w:shd w:fill="E8F8FF" w:val="clear"/>
+          </w:tcPr>
           <w:p>
             <w:pPr>
               <w:pStyle w:val="Compact"/>
@@ -193,55 +361,81 @@
               <w:rPr>
                 <w:bCs/>
                 <w:b/>
+                <w:color w:val="1A1A1A"/>
+                <w:sz w:val="19"/>
               </w:rPr>
               <w:t xml:space="preserve">Twitter/X</w:t>
             </w:r>
           </w:p>
         </w:tc>
         <w:tc>
-          <w:tcPr/>
-          <w:p>
-            <w:pPr>
-              <w:pStyle w:val="Compact"/>
-              <w:jc w:val="left"/>
-            </w:pPr>
-            <w:r>
+          <w:tcPr>
+            <w:shd w:fill="E8F8FF" w:val="clear"/>
+          </w:tcPr>
+          <w:p>
+            <w:pPr>
+              <w:pStyle w:val="Compact"/>
+              <w:jc w:val="left"/>
+            </w:pPr>
+            <w:r>
+              <w:rPr>
+                <w:color w:val="1A1A1A"/>
+                <w:sz w:val="19"/>
+              </w:rPr>
               <w:t xml:space="preserve">1200 x 675 px</w:t>
             </w:r>
           </w:p>
         </w:tc>
         <w:tc>
-          <w:tcPr/>
-          <w:p>
-            <w:pPr>
-              <w:pStyle w:val="Compact"/>
-              <w:jc w:val="left"/>
-            </w:pPr>
-            <w:r>
+          <w:tcPr>
+            <w:shd w:fill="E8F8FF" w:val="clear"/>
+          </w:tcPr>
+          <w:p>
+            <w:pPr>
+              <w:pStyle w:val="Compact"/>
+              <w:jc w:val="left"/>
+            </w:pPr>
+            <w:r>
+              <w:rPr>
+                <w:color w:val="1A1A1A"/>
+                <w:sz w:val="19"/>
+              </w:rPr>
               <w:t xml:space="preserve">1080 x 1920 px</w:t>
             </w:r>
           </w:p>
         </w:tc>
         <w:tc>
-          <w:tcPr/>
-          <w:p>
-            <w:pPr>
-              <w:pStyle w:val="Compact"/>
-              <w:jc w:val="left"/>
-            </w:pPr>
-            <w:r>
+          <w:tcPr>
+            <w:shd w:fill="E8F8FF" w:val="clear"/>
+          </w:tcPr>
+          <w:p>
+            <w:pPr>
+              <w:pStyle w:val="Compact"/>
+              <w:jc w:val="left"/>
+            </w:pPr>
+            <w:r>
+              <w:rPr>
+                <w:color w:val="1A1A1A"/>
+                <w:sz w:val="19"/>
+              </w:rPr>
               <w:t xml:space="preserve">1500 x 500 px</w:t>
             </w:r>
           </w:p>
         </w:tc>
         <w:tc>
-          <w:tcPr/>
-          <w:p>
-            <w:pPr>
-              <w:pStyle w:val="Compact"/>
-              <w:jc w:val="left"/>
-            </w:pPr>
-            <w:r>
+          <w:tcPr>
+            <w:shd w:fill="E8F8FF" w:val="clear"/>
+          </w:tcPr>
+          <w:p>
+            <w:pPr>
+              <w:pStyle w:val="Compact"/>
+              <w:jc w:val="left"/>
+            </w:pPr>
+            <w:r>
+              <w:rPr>
+                <w:color w:val="1A1A1A"/>
+                <w:sz w:val="19"/>
+              </w:rPr>
               <w:t xml:space="preserve">400 x 400 px</w:t>
             </w:r>
           </w:p>
@@ -249,7 +443,9 @@
       </w:tr>
       <w:tr>
         <w:tc>
-          <w:tcPr/>
+          <w:tcPr>
+            <w:shd w:fill="FFFFFF" w:val="clear"/>
+          </w:tcPr>
           <w:p>
             <w:pPr>
               <w:pStyle w:val="Compact"/>
@@ -259,55 +455,81 @@
               <w:rPr>
                 <w:bCs/>
                 <w:b/>
+                <w:color w:val="1A1A1A"/>
+                <w:sz w:val="19"/>
               </w:rPr>
               <w:t xml:space="preserve">Instagram</w:t>
             </w:r>
           </w:p>
         </w:tc>
         <w:tc>
-          <w:tcPr/>
-          <w:p>
-            <w:pPr>
-              <w:pStyle w:val="Compact"/>
-              <w:jc w:val="left"/>
-            </w:pPr>
-            <w:r>
+          <w:tcPr>
+            <w:shd w:fill="FFFFFF" w:val="clear"/>
+          </w:tcPr>
+          <w:p>
+            <w:pPr>
+              <w:pStyle w:val="Compact"/>
+              <w:jc w:val="left"/>
+            </w:pPr>
+            <w:r>
+              <w:rPr>
+                <w:color w:val="1A1A1A"/>
+                <w:sz w:val="19"/>
+              </w:rPr>
               <w:t xml:space="preserve">1080 x 1080 px</w:t>
             </w:r>
           </w:p>
         </w:tc>
         <w:tc>
-          <w:tcPr/>
-          <w:p>
-            <w:pPr>
-              <w:pStyle w:val="Compact"/>
-              <w:jc w:val="left"/>
-            </w:pPr>
-            <w:r>
+          <w:tcPr>
+            <w:shd w:fill="FFFFFF" w:val="clear"/>
+          </w:tcPr>
+          <w:p>
+            <w:pPr>
+              <w:pStyle w:val="Compact"/>
+              <w:jc w:val="left"/>
+            </w:pPr>
+            <w:r>
+              <w:rPr>
+                <w:color w:val="1A1A1A"/>
+                <w:sz w:val="19"/>
+              </w:rPr>
               <w:t xml:space="preserve">1080 x 1920 px</w:t>
             </w:r>
           </w:p>
         </w:tc>
         <w:tc>
-          <w:tcPr/>
-          <w:p>
-            <w:pPr>
-              <w:pStyle w:val="Compact"/>
-              <w:jc w:val="left"/>
-            </w:pPr>
-            <w:r>
+          <w:tcPr>
+            <w:shd w:fill="FFFFFF" w:val="clear"/>
+          </w:tcPr>
+          <w:p>
+            <w:pPr>
+              <w:pStyle w:val="Compact"/>
+              <w:jc w:val="left"/>
+            </w:pPr>
+            <w:r>
+              <w:rPr>
+                <w:color w:val="1A1A1A"/>
+                <w:sz w:val="19"/>
+              </w:rPr>
               <w:t xml:space="preserve">N/A</w:t>
             </w:r>
           </w:p>
         </w:tc>
         <w:tc>
-          <w:tcPr/>
-          <w:p>
-            <w:pPr>
-              <w:pStyle w:val="Compact"/>
-              <w:jc w:val="left"/>
-            </w:pPr>
-            <w:r>
+          <w:tcPr>
+            <w:shd w:fill="FFFFFF" w:val="clear"/>
+          </w:tcPr>
+          <w:p>
+            <w:pPr>
+              <w:pStyle w:val="Compact"/>
+              <w:jc w:val="left"/>
+            </w:pPr>
+            <w:r>
+              <w:rPr>
+                <w:color w:val="1A1A1A"/>
+                <w:sz w:val="19"/>
+              </w:rPr>
               <w:t xml:space="preserve">320 x 320 px</w:t>
             </w:r>
           </w:p>
@@ -315,7 +537,9 @@
       </w:tr>
       <w:tr>
         <w:tc>
-          <w:tcPr/>
+          <w:tcPr>
+            <w:shd w:fill="E8F8FF" w:val="clear"/>
+          </w:tcPr>
           <w:p>
             <w:pPr>
               <w:pStyle w:val="Compact"/>
@@ -325,55 +549,81 @@
               <w:rPr>
                 <w:bCs/>
                 <w:b/>
+                <w:color w:val="1A1A1A"/>
+                <w:sz w:val="19"/>
               </w:rPr>
               <w:t xml:space="preserve">Facebook</w:t>
             </w:r>
           </w:p>
         </w:tc>
         <w:tc>
-          <w:tcPr/>
-          <w:p>
-            <w:pPr>
-              <w:pStyle w:val="Compact"/>
-              <w:jc w:val="left"/>
-            </w:pPr>
-            <w:r>
+          <w:tcPr>
+            <w:shd w:fill="E8F8FF" w:val="clear"/>
+          </w:tcPr>
+          <w:p>
+            <w:pPr>
+              <w:pStyle w:val="Compact"/>
+              <w:jc w:val="left"/>
+            </w:pPr>
+            <w:r>
+              <w:rPr>
+                <w:color w:val="1A1A1A"/>
+                <w:sz w:val="19"/>
+              </w:rPr>
               <w:t xml:space="preserve">1200 x 630 px</w:t>
             </w:r>
           </w:p>
         </w:tc>
         <w:tc>
-          <w:tcPr/>
-          <w:p>
-            <w:pPr>
-              <w:pStyle w:val="Compact"/>
-              <w:jc w:val="left"/>
-            </w:pPr>
-            <w:r>
+          <w:tcPr>
+            <w:shd w:fill="E8F8FF" w:val="clear"/>
+          </w:tcPr>
+          <w:p>
+            <w:pPr>
+              <w:pStyle w:val="Compact"/>
+              <w:jc w:val="left"/>
+            </w:pPr>
+            <w:r>
+              <w:rPr>
+                <w:color w:val="1A1A1A"/>
+                <w:sz w:val="19"/>
+              </w:rPr>
               <w:t xml:space="preserve">1080 x 1920 px</w:t>
             </w:r>
           </w:p>
         </w:tc>
         <w:tc>
-          <w:tcPr/>
-          <w:p>
-            <w:pPr>
-              <w:pStyle w:val="Compact"/>
-              <w:jc w:val="left"/>
-            </w:pPr>
-            <w:r>
+          <w:tcPr>
+            <w:shd w:fill="E8F8FF" w:val="clear"/>
+          </w:tcPr>
+          <w:p>
+            <w:pPr>
+              <w:pStyle w:val="Compact"/>
+              <w:jc w:val="left"/>
+            </w:pPr>
+            <w:r>
+              <w:rPr>
+                <w:color w:val="1A1A1A"/>
+                <w:sz w:val="19"/>
+              </w:rPr>
               <w:t xml:space="preserve">820 x 312 px</w:t>
             </w:r>
           </w:p>
         </w:tc>
         <w:tc>
-          <w:tcPr/>
-          <w:p>
-            <w:pPr>
-              <w:pStyle w:val="Compact"/>
-              <w:jc w:val="left"/>
-            </w:pPr>
-            <w:r>
+          <w:tcPr>
+            <w:shd w:fill="E8F8FF" w:val="clear"/>
+          </w:tcPr>
+          <w:p>
+            <w:pPr>
+              <w:pStyle w:val="Compact"/>
+              <w:jc w:val="left"/>
+            </w:pPr>
+            <w:r>
+              <w:rPr>
+                <w:color w:val="1A1A1A"/>
+                <w:sz w:val="19"/>
+              </w:rPr>
               <w:t xml:space="preserve">180 x 180 px</w:t>
             </w:r>
           </w:p>
@@ -392,90 +642,132 @@
     <w:p>
       <w:pPr>
         <w:pStyle w:val="Heading3"/>
-      </w:pPr>
-      <w:r>
+        <w:rPr>
+          <w:color w:val="E08A00"/>
+        </w:rPr>
+      </w:pPr>
+      <w:r>
+        <w:rPr>
+          <w:b/>
+          <w:color w:val="E08A00"/>
+          <w:sz w:val="26"/>
+        </w:rPr>
         <w:t xml:space="preserve">Profile Picture Standard</w:t>
       </w:r>
     </w:p>
     <w:p>
       <w:pPr>
         <w:pStyle w:val="SourceCode"/>
-      </w:pPr>
-      <w:r>
-        <w:rPr>
-          <w:rStyle w:val="VerbatimChar"/>
+        <w:shd w:fill="1B2838" w:val="clear"/>
+      </w:pPr>
+      <w:r>
+        <w:rPr>
+          <w:rStyle w:val="VerbatimChar"/>
+          <w:color w:val="00BFFF"/>
         </w:rPr>
         <w:t xml:space="preserve">┌──────────────────┐</w:t>
       </w:r>
       <w:r>
-        <w:br/>
-      </w:r>
-      <w:r>
-        <w:rPr>
-          <w:rStyle w:val="VerbatimChar"/>
+        <w:rPr>
+          <w:color w:val="00BFFF"/>
+        </w:rPr>
+        <w:br/>
+      </w:r>
+      <w:r>
+        <w:rPr>
+          <w:rStyle w:val="VerbatimChar"/>
+          <w:color w:val="00BFFF"/>
         </w:rPr>
         <w:t xml:space="preserve">│   ┌──────────┐   │</w:t>
       </w:r>
       <w:r>
-        <w:br/>
-      </w:r>
-      <w:r>
-        <w:rPr>
-          <w:rStyle w:val="VerbatimChar"/>
+        <w:rPr>
+          <w:color w:val="00BFFF"/>
+        </w:rPr>
+        <w:br/>
+      </w:r>
+      <w:r>
+        <w:rPr>
+          <w:rStyle w:val="VerbatimChar"/>
+          <w:color w:val="00BFFF"/>
         </w:rPr>
         <w:t xml:space="preserve">│   │          │   │  400 x 400 px</w:t>
       </w:r>
       <w:r>
-        <w:br/>
-      </w:r>
-      <w:r>
-        <w:rPr>
-          <w:rStyle w:val="VerbatimChar"/>
+        <w:rPr>
+          <w:color w:val="00BFFF"/>
+        </w:rPr>
+        <w:br/>
+      </w:r>
+      <w:r>
+        <w:rPr>
+          <w:rStyle w:val="VerbatimChar"/>
+          <w:color w:val="00BFFF"/>
         </w:rPr>
         <w:t xml:space="preserve">│   │  [PECH   │   │  Hexagonal logo centered</w:t>
       </w:r>
       <w:r>
-        <w:br/>
-      </w:r>
-      <w:r>
-        <w:rPr>
-          <w:rStyle w:val="VerbatimChar"/>
+        <w:rPr>
+          <w:color w:val="00BFFF"/>
+        </w:rPr>
+        <w:br/>
+      </w:r>
+      <w:r>
+        <w:rPr>
+          <w:rStyle w:val="VerbatimChar"/>
+          <w:color w:val="00BFFF"/>
         </w:rPr>
         <w:t xml:space="preserve">│   │   LOGO]  │   │  Background: Dark (#1B2838)</w:t>
       </w:r>
       <w:r>
-        <w:br/>
-      </w:r>
-      <w:r>
-        <w:rPr>
-          <w:rStyle w:val="VerbatimChar"/>
+        <w:rPr>
+          <w:color w:val="00BFFF"/>
+        </w:rPr>
+        <w:br/>
+      </w:r>
+      <w:r>
+        <w:rPr>
+          <w:rStyle w:val="VerbatimChar"/>
+          <w:color w:val="00BFFF"/>
         </w:rPr>
         <w:t xml:space="preserve">│   │          │   │  Border ring: 4px gradient</w:t>
       </w:r>
       <w:r>
-        <w:br/>
-      </w:r>
-      <w:r>
-        <w:rPr>
-          <w:rStyle w:val="VerbatimChar"/>
+        <w:rPr>
+          <w:color w:val="00BFFF"/>
+        </w:rPr>
+        <w:br/>
+      </w:r>
+      <w:r>
+        <w:rPr>
+          <w:rStyle w:val="VerbatimChar"/>
+          <w:color w:val="00BFFF"/>
         </w:rPr>
         <w:t xml:space="preserve">│   └──────────┘   │  (Sky Blue → Orange)</w:t>
       </w:r>
       <w:r>
-        <w:br/>
-      </w:r>
-      <w:r>
-        <w:rPr>
-          <w:rStyle w:val="VerbatimChar"/>
+        <w:rPr>
+          <w:color w:val="00BFFF"/>
+        </w:rPr>
+        <w:br/>
+      </w:r>
+      <w:r>
+        <w:rPr>
+          <w:rStyle w:val="VerbatimChar"/>
+          <w:color w:val="00BFFF"/>
         </w:rPr>
         <w:t xml:space="preserve">│                  │</w:t>
       </w:r>
       <w:r>
-        <w:br/>
-      </w:r>
-      <w:r>
-        <w:rPr>
-          <w:rStyle w:val="VerbatimChar"/>
+        <w:rPr>
+          <w:color w:val="00BFFF"/>
+        </w:rPr>
+        <w:br/>
+      </w:r>
+      <w:r>
+        <w:rPr>
+          <w:rStyle w:val="VerbatimChar"/>
+          <w:color w:val="00BFFF"/>
         </w:rPr>
         <w:t xml:space="preserve">└──────────────────┘</w:t>
       </w:r>
@@ -492,9 +784,29 @@
     <w:bookmarkStart w:id="32" w:name="post-template-types"/>
     <w:p>
       <w:pPr>
+        <w:pBdr>
+          <w:top w:val="single" w:sz="18" w:space="1" w:color="F5A623"/>
+          <w:bottom w:val="single" w:sz="6" w:space="1" w:color="0099CC"/>
+        </w:pBdr>
+        <w:spacing w:before="200" w:after="200"/>
+      </w:pPr>
+    </w:p>
+    <w:p>
+      <w:pPr>
         <w:pStyle w:val="Heading2"/>
-      </w:pPr>
-      <w:r>
+        <w:rPr>
+          <w:color w:val="0099CC"/>
+        </w:rPr>
+        <w:pBdr>
+          <w:bottom w:val="single" w:sz="6" w:space="2" w:color="00BFFF"/>
+        </w:pBdr>
+      </w:pPr>
+      <w:r>
+        <w:rPr>
+          <w:b/>
+          <w:color w:val="0099CC"/>
+          <w:sz w:val="32"/>
+        </w:rPr>
         <w:t xml:space="preserve">Post Template Types</w:t>
       </w:r>
     </w:p>
@@ -502,162 +814,236 @@
     <w:p>
       <w:pPr>
         <w:pStyle w:val="Heading3"/>
-      </w:pPr>
-      <w:r>
+        <w:rPr>
+          <w:color w:val="E08A00"/>
+        </w:rPr>
+      </w:pPr>
+      <w:r>
+        <w:rPr>
+          <w:b/>
+          <w:color w:val="E08A00"/>
+          <w:sz w:val="26"/>
+        </w:rPr>
         <w:t xml:space="preserve">1. PRODUCT ANNOUNCEMENT</w:t>
       </w:r>
     </w:p>
     <w:p>
       <w:pPr>
         <w:pStyle w:val="SourceCode"/>
-      </w:pPr>
-      <w:r>
-        <w:rPr>
-          <w:rStyle w:val="VerbatimChar"/>
+        <w:shd w:fill="1B2838" w:val="clear"/>
+      </w:pPr>
+      <w:r>
+        <w:rPr>
+          <w:rStyle w:val="VerbatimChar"/>
+          <w:color w:val="00BFFF"/>
         </w:rPr>
         <w:t xml:space="preserve">┌─────────────────────────────────────────────────┐</w:t>
       </w:r>
       <w:r>
-        <w:br/>
-      </w:r>
-      <w:r>
-        <w:rPr>
-          <w:rStyle w:val="VerbatimChar"/>
+        <w:rPr>
+          <w:color w:val="00BFFF"/>
+        </w:rPr>
+        <w:br/>
+      </w:r>
+      <w:r>
+        <w:rPr>
+          <w:rStyle w:val="VerbatimChar"/>
+          <w:color w:val="00BFFF"/>
         </w:rPr>
         <w:t xml:space="preserve">│  ███████████████████████████████████████████████ │  Sky Blue header bar</w:t>
       </w:r>
       <w:r>
-        <w:br/>
-      </w:r>
-      <w:r>
-        <w:rPr>
-          <w:rStyle w:val="VerbatimChar"/>
+        <w:rPr>
+          <w:color w:val="00BFFF"/>
+        </w:rPr>
+        <w:br/>
+      </w:r>
+      <w:r>
+        <w:rPr>
+          <w:rStyle w:val="VerbatimChar"/>
+          <w:color w:val="00BFFF"/>
         </w:rPr>
         <w:t xml:space="preserve">│                                                 │</w:t>
       </w:r>
       <w:r>
-        <w:br/>
-      </w:r>
-      <w:r>
-        <w:rPr>
-          <w:rStyle w:val="VerbatimChar"/>
+        <w:rPr>
+          <w:color w:val="00BFFF"/>
+        </w:rPr>
+        <w:br/>
+      </w:r>
+      <w:r>
+        <w:rPr>
+          <w:rStyle w:val="VerbatimChar"/>
+          <w:color w:val="00BFFF"/>
         </w:rPr>
         <w:t xml:space="preserve">│  [PRODUCT IMAGE / ILLUSTRATION]                │</w:t>
       </w:r>
       <w:r>
-        <w:br/>
-      </w:r>
-      <w:r>
-        <w:rPr>
-          <w:rStyle w:val="VerbatimChar"/>
+        <w:rPr>
+          <w:color w:val="00BFFF"/>
+        </w:rPr>
+        <w:br/>
+      </w:r>
+      <w:r>
+        <w:rPr>
+          <w:rStyle w:val="VerbatimChar"/>
+          <w:color w:val="00BFFF"/>
         </w:rPr>
         <w:t xml:space="preserve">│  (Center, 60% of height)                       │</w:t>
       </w:r>
       <w:r>
-        <w:br/>
-      </w:r>
-      <w:r>
-        <w:rPr>
-          <w:rStyle w:val="VerbatimChar"/>
+        <w:rPr>
+          <w:color w:val="00BFFF"/>
+        </w:rPr>
+        <w:br/>
+      </w:r>
+      <w:r>
+        <w:rPr>
+          <w:rStyle w:val="VerbatimChar"/>
+          <w:color w:val="00BFFF"/>
         </w:rPr>
         <w:t xml:space="preserve">│                                                 │</w:t>
       </w:r>
       <w:r>
-        <w:br/>
-      </w:r>
-      <w:r>
-        <w:rPr>
-          <w:rStyle w:val="VerbatimChar"/>
+        <w:rPr>
+          <w:color w:val="00BFFF"/>
+        </w:rPr>
+        <w:br/>
+      </w:r>
+      <w:r>
+        <w:rPr>
+          <w:rStyle w:val="VerbatimChar"/>
+          <w:color w:val="00BFFF"/>
         </w:rPr>
         <w:t xml:space="preserve">│  ─── Orange accent line ───                    │</w:t>
       </w:r>
       <w:r>
-        <w:br/>
-      </w:r>
-      <w:r>
-        <w:rPr>
-          <w:rStyle w:val="VerbatimChar"/>
+        <w:rPr>
+          <w:color w:val="00BFFF"/>
+        </w:rPr>
+        <w:br/>
+      </w:r>
+      <w:r>
+        <w:rPr>
+          <w:rStyle w:val="VerbatimChar"/>
+          <w:color w:val="00BFFF"/>
         </w:rPr>
         <w:t xml:space="preserve">│                                                 │</w:t>
       </w:r>
       <w:r>
-        <w:br/>
-      </w:r>
-      <w:r>
-        <w:rPr>
-          <w:rStyle w:val="VerbatimChar"/>
+        <w:rPr>
+          <w:color w:val="00BFFF"/>
+        </w:rPr>
+        <w:br/>
+      </w:r>
+      <w:r>
+        <w:rPr>
+          <w:rStyle w:val="VerbatimChar"/>
+          <w:color w:val="00BFFF"/>
         </w:rPr>
         <w:t xml:space="preserve">│  PRODUCT NAME                                  │</w:t>
       </w:r>
       <w:r>
-        <w:br/>
-      </w:r>
-      <w:r>
-        <w:rPr>
-          <w:rStyle w:val="VerbatimChar"/>
+        <w:rPr>
+          <w:color w:val="00BFFF"/>
+        </w:rPr>
+        <w:br/>
+      </w:r>
+      <w:r>
+        <w:rPr>
+          <w:rStyle w:val="VerbatimChar"/>
+          <w:color w:val="00BFFF"/>
         </w:rPr>
         <w:t xml:space="preserve">│  (Montserrat Bold, White on Dark BG)           │</w:t>
       </w:r>
       <w:r>
-        <w:br/>
-      </w:r>
-      <w:r>
-        <w:rPr>
-          <w:rStyle w:val="VerbatimChar"/>
+        <w:rPr>
+          <w:color w:val="00BFFF"/>
+        </w:rPr>
+        <w:br/>
+      </w:r>
+      <w:r>
+        <w:rPr>
+          <w:rStyle w:val="VerbatimChar"/>
+          <w:color w:val="00BFFF"/>
         </w:rPr>
         <w:t xml:space="preserve">│                                                 │</w:t>
       </w:r>
       <w:r>
-        <w:br/>
-      </w:r>
-      <w:r>
-        <w:rPr>
-          <w:rStyle w:val="VerbatimChar"/>
+        <w:rPr>
+          <w:color w:val="00BFFF"/>
+        </w:rPr>
+        <w:br/>
+      </w:r>
+      <w:r>
+        <w:rPr>
+          <w:rStyle w:val="VerbatimChar"/>
+          <w:color w:val="00BFFF"/>
         </w:rPr>
         <w:t xml:space="preserve">│  Brief description / key benefit               │</w:t>
       </w:r>
       <w:r>
-        <w:br/>
-      </w:r>
-      <w:r>
-        <w:rPr>
-          <w:rStyle w:val="VerbatimChar"/>
+        <w:rPr>
+          <w:color w:val="00BFFF"/>
+        </w:rPr>
+        <w:br/>
+      </w:r>
+      <w:r>
+        <w:rPr>
+          <w:rStyle w:val="VerbatimChar"/>
+          <w:color w:val="00BFFF"/>
         </w:rPr>
         <w:t xml:space="preserve">│  (Open Sans, Sky Blue)                         │</w:t>
       </w:r>
       <w:r>
-        <w:br/>
-      </w:r>
-      <w:r>
-        <w:rPr>
-          <w:rStyle w:val="VerbatimChar"/>
+        <w:rPr>
+          <w:color w:val="00BFFF"/>
+        </w:rPr>
+        <w:br/>
+      </w:r>
+      <w:r>
+        <w:rPr>
+          <w:rStyle w:val="VerbatimChar"/>
+          <w:color w:val="00BFFF"/>
         </w:rPr>
         <w:t xml:space="preserve">│                                                 │</w:t>
       </w:r>
       <w:r>
-        <w:br/>
-      </w:r>
-      <w:r>
-        <w:rPr>
-          <w:rStyle w:val="VerbatimChar"/>
+        <w:rPr>
+          <w:color w:val="00BFFF"/>
+        </w:rPr>
+        <w:br/>
+      </w:r>
+      <w:r>
+        <w:rPr>
+          <w:rStyle w:val="VerbatimChar"/>
+          <w:color w:val="00BFFF"/>
         </w:rPr>
         <w:t xml:space="preserve">│  [PECH LOGO]     www.pechgroupholdings.tech    │</w:t>
       </w:r>
       <w:r>
-        <w:br/>
-      </w:r>
-      <w:r>
-        <w:rPr>
-          <w:rStyle w:val="VerbatimChar"/>
+        <w:rPr>
+          <w:color w:val="00BFFF"/>
+        </w:rPr>
+        <w:br/>
+      </w:r>
+      <w:r>
+        <w:rPr>
+          <w:rStyle w:val="VerbatimChar"/>
+          <w:color w:val="00BFFF"/>
         </w:rPr>
         <w:t xml:space="preserve">│  ███████████████████████████████████████████████ │  Orange footer bar</w:t>
       </w:r>
       <w:r>
-        <w:br/>
-      </w:r>
-      <w:r>
-        <w:rPr>
-          <w:rStyle w:val="VerbatimChar"/>
+        <w:rPr>
+          <w:color w:val="00BFFF"/>
+        </w:rPr>
+        <w:br/>
+      </w:r>
+      <w:r>
+        <w:rPr>
+          <w:rStyle w:val="VerbatimChar"/>
+          <w:color w:val="00BFFF"/>
         </w:rPr>
         <w:t xml:space="preserve">└─────────────────────────────────────────────────┘</w:t>
       </w:r>
@@ -677,85 +1063,127 @@
     <w:p>
       <w:pPr>
         <w:pStyle w:val="SourceCode"/>
-      </w:pPr>
-      <w:r>
-        <w:rPr>
-          <w:rStyle w:val="VerbatimChar"/>
+        <w:shd w:fill="1B2838" w:val="clear"/>
+      </w:pPr>
+      <w:r>
+        <w:rPr>
+          <w:rStyle w:val="VerbatimChar"/>
+          <w:color w:val="00BFFF"/>
         </w:rPr>
         <w:t xml:space="preserve">🚀 Introducing [Product Name]!</w:t>
       </w:r>
       <w:r>
-        <w:br/>
-      </w:r>
-      <w:r>
-        <w:br/>
-      </w:r>
-      <w:r>
-        <w:rPr>
-          <w:rStyle w:val="VerbatimChar"/>
+        <w:rPr>
+          <w:color w:val="00BFFF"/>
+        </w:rPr>
+        <w:br/>
+      </w:r>
+      <w:r>
+        <w:rPr>
+          <w:color w:val="00BFFF"/>
+        </w:rPr>
+        <w:br/>
+      </w:r>
+      <w:r>
+        <w:rPr>
+          <w:rStyle w:val="VerbatimChar"/>
+          <w:color w:val="00BFFF"/>
         </w:rPr>
         <w:t xml:space="preserve">[2-3 sentences describing the product and its key benefit for African markets]</w:t>
       </w:r>
       <w:r>
-        <w:br/>
-      </w:r>
-      <w:r>
-        <w:br/>
-      </w:r>
-      <w:r>
-        <w:rPr>
-          <w:rStyle w:val="VerbatimChar"/>
+        <w:rPr>
+          <w:color w:val="00BFFF"/>
+        </w:rPr>
+        <w:br/>
+      </w:r>
+      <w:r>
+        <w:rPr>
+          <w:color w:val="00BFFF"/>
+        </w:rPr>
+        <w:br/>
+      </w:r>
+      <w:r>
+        <w:rPr>
+          <w:rStyle w:val="VerbatimChar"/>
+          <w:color w:val="00BFFF"/>
         </w:rPr>
         <w:t xml:space="preserve">Key features:</w:t>
       </w:r>
       <w:r>
-        <w:br/>
-      </w:r>
-      <w:r>
-        <w:rPr>
-          <w:rStyle w:val="VerbatimChar"/>
+        <w:rPr>
+          <w:color w:val="00BFFF"/>
+        </w:rPr>
+        <w:br/>
+      </w:r>
+      <w:r>
+        <w:rPr>
+          <w:rStyle w:val="VerbatimChar"/>
+          <w:color w:val="00BFFF"/>
         </w:rPr>
         <w:t xml:space="preserve">✅ [Feature 1]</w:t>
       </w:r>
       <w:r>
-        <w:br/>
-      </w:r>
-      <w:r>
-        <w:rPr>
-          <w:rStyle w:val="VerbatimChar"/>
+        <w:rPr>
+          <w:color w:val="00BFFF"/>
+        </w:rPr>
+        <w:br/>
+      </w:r>
+      <w:r>
+        <w:rPr>
+          <w:rStyle w:val="VerbatimChar"/>
+          <w:color w:val="00BFFF"/>
         </w:rPr>
         <w:t xml:space="preserve">✅ [Feature 2]</w:t>
       </w:r>
       <w:r>
-        <w:br/>
-      </w:r>
-      <w:r>
-        <w:rPr>
-          <w:rStyle w:val="VerbatimChar"/>
+        <w:rPr>
+          <w:color w:val="00BFFF"/>
+        </w:rPr>
+        <w:br/>
+      </w:r>
+      <w:r>
+        <w:rPr>
+          <w:rStyle w:val="VerbatimChar"/>
+          <w:color w:val="00BFFF"/>
         </w:rPr>
         <w:t xml:space="preserve">✅ [Feature 3]</w:t>
       </w:r>
       <w:r>
-        <w:br/>
-      </w:r>
-      <w:r>
-        <w:br/>
-      </w:r>
-      <w:r>
-        <w:rPr>
-          <w:rStyle w:val="VerbatimChar"/>
+        <w:rPr>
+          <w:color w:val="00BFFF"/>
+        </w:rPr>
+        <w:br/>
+      </w:r>
+      <w:r>
+        <w:rPr>
+          <w:color w:val="00BFFF"/>
+        </w:rPr>
+        <w:br/>
+      </w:r>
+      <w:r>
+        <w:rPr>
+          <w:rStyle w:val="VerbatimChar"/>
+          <w:color w:val="00BFFF"/>
         </w:rPr>
         <w:t xml:space="preserve">Available now — link in bio / DM us for details.</w:t>
       </w:r>
       <w:r>
-        <w:br/>
-      </w:r>
-      <w:r>
-        <w:br/>
-      </w:r>
-      <w:r>
-        <w:rPr>
-          <w:rStyle w:val="VerbatimChar"/>
+        <w:rPr>
+          <w:color w:val="00BFFF"/>
+        </w:rPr>
+        <w:br/>
+      </w:r>
+      <w:r>
+        <w:rPr>
+          <w:color w:val="00BFFF"/>
+        </w:rPr>
+        <w:br/>
+      </w:r>
+      <w:r>
+        <w:rPr>
+          <w:rStyle w:val="VerbatimChar"/>
+          <w:color w:val="00BFFF"/>
         </w:rPr>
         <w:t xml:space="preserve">#PECHGroup #IoT #SmartSystems #SolarEnergy #AfricaTech #Lagos #Nigeria #Innovation</w:t>
       </w:r>
@@ -772,198 +1200,288 @@
     <w:p>
       <w:pPr>
         <w:pStyle w:val="Heading3"/>
-      </w:pPr>
-      <w:r>
+        <w:rPr>
+          <w:color w:val="E08A00"/>
+        </w:rPr>
+      </w:pPr>
+      <w:r>
+        <w:rPr>
+          <w:b/>
+          <w:color w:val="E08A00"/>
+          <w:sz w:val="26"/>
+        </w:rPr>
         <w:t xml:space="preserve">2. JOB POSTING</w:t>
       </w:r>
     </w:p>
     <w:p>
       <w:pPr>
         <w:pStyle w:val="SourceCode"/>
-      </w:pPr>
-      <w:r>
-        <w:rPr>
-          <w:rStyle w:val="VerbatimChar"/>
+        <w:shd w:fill="1B2838" w:val="clear"/>
+      </w:pPr>
+      <w:r>
+        <w:rPr>
+          <w:rStyle w:val="VerbatimChar"/>
+          <w:color w:val="00BFFF"/>
         </w:rPr>
         <w:t xml:space="preserve">┌─────────────────────────────────────────────────┐</w:t>
       </w:r>
       <w:r>
-        <w:br/>
-      </w:r>
-      <w:r>
-        <w:rPr>
-          <w:rStyle w:val="VerbatimChar"/>
+        <w:rPr>
+          <w:color w:val="00BFFF"/>
+        </w:rPr>
+        <w:br/>
+      </w:r>
+      <w:r>
+        <w:rPr>
+          <w:rStyle w:val="VerbatimChar"/>
+          <w:color w:val="00BFFF"/>
         </w:rPr>
         <w:t xml:space="preserve">│  Background: Dark (#1B2838)                    │</w:t>
       </w:r>
       <w:r>
-        <w:br/>
-      </w:r>
-      <w:r>
-        <w:rPr>
-          <w:rStyle w:val="VerbatimChar"/>
+        <w:rPr>
+          <w:color w:val="00BFFF"/>
+        </w:rPr>
+        <w:br/>
+      </w:r>
+      <w:r>
+        <w:rPr>
+          <w:rStyle w:val="VerbatimChar"/>
+          <w:color w:val="00BFFF"/>
         </w:rPr>
         <w:t xml:space="preserve">│                                                 │</w:t>
       </w:r>
       <w:r>
-        <w:br/>
-      </w:r>
-      <w:r>
-        <w:rPr>
-          <w:rStyle w:val="VerbatimChar"/>
+        <w:rPr>
+          <w:color w:val="00BFFF"/>
+        </w:rPr>
+        <w:br/>
+      </w:r>
+      <w:r>
+        <w:rPr>
+          <w:rStyle w:val="VerbatimChar"/>
+          <w:color w:val="00BFFF"/>
         </w:rPr>
         <w:t xml:space="preserve">│  WE'RE HIRING!                                 │</w:t>
       </w:r>
       <w:r>
-        <w:br/>
-      </w:r>
-      <w:r>
-        <w:rPr>
-          <w:rStyle w:val="VerbatimChar"/>
+        <w:rPr>
+          <w:color w:val="00BFFF"/>
+        </w:rPr>
+        <w:br/>
+      </w:r>
+      <w:r>
+        <w:rPr>
+          <w:rStyle w:val="VerbatimChar"/>
+          <w:color w:val="00BFFF"/>
         </w:rPr>
         <w:t xml:space="preserve">│  (Montserrat Bold, Orange #F5A623)             │</w:t>
       </w:r>
       <w:r>
-        <w:br/>
-      </w:r>
-      <w:r>
-        <w:rPr>
-          <w:rStyle w:val="VerbatimChar"/>
+        <w:rPr>
+          <w:color w:val="00BFFF"/>
+        </w:rPr>
+        <w:br/>
+      </w:r>
+      <w:r>
+        <w:rPr>
+          <w:rStyle w:val="VerbatimChar"/>
+          <w:color w:val="00BFFF"/>
         </w:rPr>
         <w:t xml:space="preserve">│                                                 │</w:t>
       </w:r>
       <w:r>
-        <w:br/>
-      </w:r>
-      <w:r>
-        <w:rPr>
-          <w:rStyle w:val="VerbatimChar"/>
+        <w:rPr>
+          <w:color w:val="00BFFF"/>
+        </w:rPr>
+        <w:br/>
+      </w:r>
+      <w:r>
+        <w:rPr>
+          <w:rStyle w:val="VerbatimChar"/>
+          <w:color w:val="00BFFF"/>
         </w:rPr>
         <w:t xml:space="preserve">│  ─── Sky Blue line ───                         │</w:t>
       </w:r>
       <w:r>
-        <w:br/>
-      </w:r>
-      <w:r>
-        <w:rPr>
-          <w:rStyle w:val="VerbatimChar"/>
+        <w:rPr>
+          <w:color w:val="00BFFF"/>
+        </w:rPr>
+        <w:br/>
+      </w:r>
+      <w:r>
+        <w:rPr>
+          <w:rStyle w:val="VerbatimChar"/>
+          <w:color w:val="00BFFF"/>
         </w:rPr>
         <w:t xml:space="preserve">│                                                 │</w:t>
       </w:r>
       <w:r>
-        <w:br/>
-      </w:r>
-      <w:r>
-        <w:rPr>
-          <w:rStyle w:val="VerbatimChar"/>
+        <w:rPr>
+          <w:color w:val="00BFFF"/>
+        </w:rPr>
+        <w:br/>
+      </w:r>
+      <w:r>
+        <w:rPr>
+          <w:rStyle w:val="VerbatimChar"/>
+          <w:color w:val="00BFFF"/>
         </w:rPr>
         <w:t xml:space="preserve">│  [JOB TITLE]                                   │</w:t>
       </w:r>
       <w:r>
-        <w:br/>
-      </w:r>
-      <w:r>
-        <w:rPr>
-          <w:rStyle w:val="VerbatimChar"/>
+        <w:rPr>
+          <w:color w:val="00BFFF"/>
+        </w:rPr>
+        <w:br/>
+      </w:r>
+      <w:r>
+        <w:rPr>
+          <w:rStyle w:val="VerbatimChar"/>
+          <w:color w:val="00BFFF"/>
         </w:rPr>
         <w:t xml:space="preserve">│  (Montserrat Bold, 32pt, White)                │</w:t>
       </w:r>
       <w:r>
-        <w:br/>
-      </w:r>
-      <w:r>
-        <w:rPr>
-          <w:rStyle w:val="VerbatimChar"/>
+        <w:rPr>
+          <w:color w:val="00BFFF"/>
+        </w:rPr>
+        <w:br/>
+      </w:r>
+      <w:r>
+        <w:rPr>
+          <w:rStyle w:val="VerbatimChar"/>
+          <w:color w:val="00BFFF"/>
         </w:rPr>
         <w:t xml:space="preserve">│                                                 │</w:t>
       </w:r>
       <w:r>
-        <w:br/>
-      </w:r>
-      <w:r>
-        <w:rPr>
-          <w:rStyle w:val="VerbatimChar"/>
+        <w:rPr>
+          <w:color w:val="00BFFF"/>
+        </w:rPr>
+        <w:br/>
+      </w:r>
+      <w:r>
+        <w:rPr>
+          <w:rStyle w:val="VerbatimChar"/>
+          <w:color w:val="00BFFF"/>
         </w:rPr>
         <w:t xml:space="preserve">│  📍 Location                                   │</w:t>
       </w:r>
       <w:r>
-        <w:br/>
-      </w:r>
-      <w:r>
-        <w:rPr>
-          <w:rStyle w:val="VerbatimChar"/>
+        <w:rPr>
+          <w:color w:val="00BFFF"/>
+        </w:rPr>
+        <w:br/>
+      </w:r>
+      <w:r>
+        <w:rPr>
+          <w:rStyle w:val="VerbatimChar"/>
+          <w:color w:val="00BFFF"/>
         </w:rPr>
         <w:t xml:space="preserve">│  💼 Employment Type                            │</w:t>
       </w:r>
       <w:r>
-        <w:br/>
-      </w:r>
-      <w:r>
-        <w:rPr>
-          <w:rStyle w:val="VerbatimChar"/>
+        <w:rPr>
+          <w:color w:val="00BFFF"/>
+        </w:rPr>
+        <w:br/>
+      </w:r>
+      <w:r>
+        <w:rPr>
+          <w:rStyle w:val="VerbatimChar"/>
+          <w:color w:val="00BFFF"/>
         </w:rPr>
         <w:t xml:space="preserve">│  📅 Deadline                                   │</w:t>
       </w:r>
       <w:r>
-        <w:br/>
-      </w:r>
-      <w:r>
-        <w:rPr>
-          <w:rStyle w:val="VerbatimChar"/>
+        <w:rPr>
+          <w:color w:val="00BFFF"/>
+        </w:rPr>
+        <w:br/>
+      </w:r>
+      <w:r>
+        <w:rPr>
+          <w:rStyle w:val="VerbatimChar"/>
+          <w:color w:val="00BFFF"/>
         </w:rPr>
         <w:t xml:space="preserve">│  (Open Sans, Sky Blue)                         │</w:t>
       </w:r>
       <w:r>
-        <w:br/>
-      </w:r>
-      <w:r>
-        <w:rPr>
-          <w:rStyle w:val="VerbatimChar"/>
+        <w:rPr>
+          <w:color w:val="00BFFF"/>
+        </w:rPr>
+        <w:br/>
+      </w:r>
+      <w:r>
+        <w:rPr>
+          <w:rStyle w:val="VerbatimChar"/>
+          <w:color w:val="00BFFF"/>
         </w:rPr>
         <w:t xml:space="preserve">│                                                 │</w:t>
       </w:r>
       <w:r>
-        <w:br/>
-      </w:r>
-      <w:r>
-        <w:rPr>
-          <w:rStyle w:val="VerbatimChar"/>
+        <w:rPr>
+          <w:color w:val="00BFFF"/>
+        </w:rPr>
+        <w:br/>
+      </w:r>
+      <w:r>
+        <w:rPr>
+          <w:rStyle w:val="VerbatimChar"/>
+          <w:color w:val="00BFFF"/>
         </w:rPr>
         <w:t xml:space="preserve">│  APPLY NOW →                                   │</w:t>
       </w:r>
       <w:r>
-        <w:br/>
-      </w:r>
-      <w:r>
-        <w:rPr>
-          <w:rStyle w:val="VerbatimChar"/>
+        <w:rPr>
+          <w:color w:val="00BFFF"/>
+        </w:rPr>
+        <w:br/>
+      </w:r>
+      <w:r>
+        <w:rPr>
+          <w:rStyle w:val="VerbatimChar"/>
+          <w:color w:val="00BFFF"/>
         </w:rPr>
         <w:t xml:space="preserve">│  (Orange button/banner)                        │</w:t>
       </w:r>
       <w:r>
-        <w:br/>
-      </w:r>
-      <w:r>
-        <w:rPr>
-          <w:rStyle w:val="VerbatimChar"/>
+        <w:rPr>
+          <w:color w:val="00BFFF"/>
+        </w:rPr>
+        <w:br/>
+      </w:r>
+      <w:r>
+        <w:rPr>
+          <w:rStyle w:val="VerbatimChar"/>
+          <w:color w:val="00BFFF"/>
         </w:rPr>
         <w:t xml:space="preserve">│                                                 │</w:t>
       </w:r>
       <w:r>
-        <w:br/>
-      </w:r>
-      <w:r>
-        <w:rPr>
-          <w:rStyle w:val="VerbatimChar"/>
+        <w:rPr>
+          <w:color w:val="00BFFF"/>
+        </w:rPr>
+        <w:br/>
+      </w:r>
+      <w:r>
+        <w:rPr>
+          <w:rStyle w:val="VerbatimChar"/>
+          <w:color w:val="00BFFF"/>
         </w:rPr>
         <w:t xml:space="preserve">│  [PECH LOGO]                                   │</w:t>
       </w:r>
       <w:r>
-        <w:br/>
-      </w:r>
-      <w:r>
-        <w:rPr>
-          <w:rStyle w:val="VerbatimChar"/>
+        <w:rPr>
+          <w:color w:val="00BFFF"/>
+        </w:rPr>
+        <w:br/>
+      </w:r>
+      <w:r>
+        <w:rPr>
+          <w:rStyle w:val="VerbatimChar"/>
+          <w:color w:val="00BFFF"/>
         </w:rPr>
         <w:t xml:space="preserve">└─────────────────────────────────────────────────┘</w:t>
       </w:r>
@@ -983,133 +1501,198 @@
     <w:p>
       <w:pPr>
         <w:pStyle w:val="SourceCode"/>
-      </w:pPr>
-      <w:r>
-        <w:rPr>
-          <w:rStyle w:val="VerbatimChar"/>
+        <w:shd w:fill="1B2838" w:val="clear"/>
+      </w:pPr>
+      <w:r>
+        <w:rPr>
+          <w:rStyle w:val="VerbatimChar"/>
+          <w:color w:val="00BFFF"/>
         </w:rPr>
         <w:t xml:space="preserve">📢 Join the PECH Team!</w:t>
       </w:r>
       <w:r>
-        <w:br/>
-      </w:r>
-      <w:r>
-        <w:br/>
-      </w:r>
-      <w:r>
-        <w:rPr>
-          <w:rStyle w:val="VerbatimChar"/>
+        <w:rPr>
+          <w:color w:val="00BFFF"/>
+        </w:rPr>
+        <w:br/>
+      </w:r>
+      <w:r>
+        <w:rPr>
+          <w:color w:val="00BFFF"/>
+        </w:rPr>
+        <w:br/>
+      </w:r>
+      <w:r>
+        <w:rPr>
+          <w:rStyle w:val="VerbatimChar"/>
+          <w:color w:val="00BFFF"/>
         </w:rPr>
         <w:t xml:space="preserve">We're looking for a talented [Job Title] to join our [Department] team in [Location].</w:t>
       </w:r>
       <w:r>
-        <w:br/>
-      </w:r>
-      <w:r>
-        <w:br/>
-      </w:r>
-      <w:r>
-        <w:rPr>
-          <w:rStyle w:val="VerbatimChar"/>
+        <w:rPr>
+          <w:color w:val="00BFFF"/>
+        </w:rPr>
+        <w:br/>
+      </w:r>
+      <w:r>
+        <w:rPr>
+          <w:color w:val="00BFFF"/>
+        </w:rPr>
+        <w:br/>
+      </w:r>
+      <w:r>
+        <w:rPr>
+          <w:rStyle w:val="VerbatimChar"/>
+          <w:color w:val="00BFFF"/>
         </w:rPr>
         <w:t xml:space="preserve">What you'll do:</w:t>
       </w:r>
       <w:r>
-        <w:br/>
-      </w:r>
-      <w:r>
-        <w:rPr>
-          <w:rStyle w:val="VerbatimChar"/>
+        <w:rPr>
+          <w:color w:val="00BFFF"/>
+        </w:rPr>
+        <w:br/>
+      </w:r>
+      <w:r>
+        <w:rPr>
+          <w:rStyle w:val="VerbatimChar"/>
+          <w:color w:val="00BFFF"/>
         </w:rPr>
         <w:t xml:space="preserve">🔹 [Responsibility 1]</w:t>
       </w:r>
       <w:r>
-        <w:br/>
-      </w:r>
-      <w:r>
-        <w:rPr>
-          <w:rStyle w:val="VerbatimChar"/>
+        <w:rPr>
+          <w:color w:val="00BFFF"/>
+        </w:rPr>
+        <w:br/>
+      </w:r>
+      <w:r>
+        <w:rPr>
+          <w:rStyle w:val="VerbatimChar"/>
+          <w:color w:val="00BFFF"/>
         </w:rPr>
         <w:t xml:space="preserve">🔹 [Responsibility 2]</w:t>
       </w:r>
       <w:r>
-        <w:br/>
-      </w:r>
-      <w:r>
-        <w:rPr>
-          <w:rStyle w:val="VerbatimChar"/>
+        <w:rPr>
+          <w:color w:val="00BFFF"/>
+        </w:rPr>
+        <w:br/>
+      </w:r>
+      <w:r>
+        <w:rPr>
+          <w:rStyle w:val="VerbatimChar"/>
+          <w:color w:val="00BFFF"/>
         </w:rPr>
         <w:t xml:space="preserve">🔹 [Responsibility 3]</w:t>
       </w:r>
       <w:r>
-        <w:br/>
-      </w:r>
-      <w:r>
-        <w:br/>
-      </w:r>
-      <w:r>
-        <w:rPr>
-          <w:rStyle w:val="VerbatimChar"/>
+        <w:rPr>
+          <w:color w:val="00BFFF"/>
+        </w:rPr>
+        <w:br/>
+      </w:r>
+      <w:r>
+        <w:rPr>
+          <w:color w:val="00BFFF"/>
+        </w:rPr>
+        <w:br/>
+      </w:r>
+      <w:r>
+        <w:rPr>
+          <w:rStyle w:val="VerbatimChar"/>
+          <w:color w:val="00BFFF"/>
         </w:rPr>
         <w:t xml:space="preserve">What we're looking for:</w:t>
       </w:r>
       <w:r>
-        <w:br/>
-      </w:r>
-      <w:r>
-        <w:rPr>
-          <w:rStyle w:val="VerbatimChar"/>
+        <w:rPr>
+          <w:color w:val="00BFFF"/>
+        </w:rPr>
+        <w:br/>
+      </w:r>
+      <w:r>
+        <w:rPr>
+          <w:rStyle w:val="VerbatimChar"/>
+          <w:color w:val="00BFFF"/>
         </w:rPr>
         <w:t xml:space="preserve">🎯 [Requirement 1]</w:t>
       </w:r>
       <w:r>
-        <w:br/>
-      </w:r>
-      <w:r>
-        <w:rPr>
-          <w:rStyle w:val="VerbatimChar"/>
+        <w:rPr>
+          <w:color w:val="00BFFF"/>
+        </w:rPr>
+        <w:br/>
+      </w:r>
+      <w:r>
+        <w:rPr>
+          <w:rStyle w:val="VerbatimChar"/>
+          <w:color w:val="00BFFF"/>
         </w:rPr>
         <w:t xml:space="preserve">🎯 [Requirement 2]</w:t>
       </w:r>
       <w:r>
-        <w:br/>
-      </w:r>
-      <w:r>
-        <w:rPr>
-          <w:rStyle w:val="VerbatimChar"/>
+        <w:rPr>
+          <w:color w:val="00BFFF"/>
+        </w:rPr>
+        <w:br/>
+      </w:r>
+      <w:r>
+        <w:rPr>
+          <w:rStyle w:val="VerbatimChar"/>
+          <w:color w:val="00BFFF"/>
         </w:rPr>
         <w:t xml:space="preserve">🎯 [Requirement 3]</w:t>
       </w:r>
       <w:r>
-        <w:br/>
-      </w:r>
-      <w:r>
-        <w:br/>
-      </w:r>
-      <w:r>
-        <w:rPr>
-          <w:rStyle w:val="VerbatimChar"/>
+        <w:rPr>
+          <w:color w:val="00BFFF"/>
+        </w:rPr>
+        <w:br/>
+      </w:r>
+      <w:r>
+        <w:rPr>
+          <w:color w:val="00BFFF"/>
+        </w:rPr>
+        <w:br/>
+      </w:r>
+      <w:r>
+        <w:rPr>
+          <w:rStyle w:val="VerbatimChar"/>
+          <w:color w:val="00BFFF"/>
         </w:rPr>
         <w:t xml:space="preserve">📩 Apply: [application link/email]</w:t>
       </w:r>
       <w:r>
-        <w:br/>
-      </w:r>
-      <w:r>
-        <w:rPr>
-          <w:rStyle w:val="VerbatimChar"/>
+        <w:rPr>
+          <w:color w:val="00BFFF"/>
+        </w:rPr>
+        <w:br/>
+      </w:r>
+      <w:r>
+        <w:rPr>
+          <w:rStyle w:val="VerbatimChar"/>
+          <w:color w:val="00BFFF"/>
         </w:rPr>
         <w:t xml:space="preserve">📅 Deadline: [Date]</w:t>
       </w:r>
       <w:r>
-        <w:br/>
-      </w:r>
-      <w:r>
-        <w:br/>
-      </w:r>
-      <w:r>
-        <w:rPr>
-          <w:rStyle w:val="VerbatimChar"/>
+        <w:rPr>
+          <w:color w:val="00BFFF"/>
+        </w:rPr>
+        <w:br/>
+      </w:r>
+      <w:r>
+        <w:rPr>
+          <w:color w:val="00BFFF"/>
+        </w:rPr>
+        <w:br/>
+      </w:r>
+      <w:r>
+        <w:rPr>
+          <w:rStyle w:val="VerbatimChar"/>
+          <w:color w:val="00BFFF"/>
         </w:rPr>
         <w:t xml:space="preserve">#PECHGroup #Hiring #JobsInNigeria #TechJobs #Lagos #Careers #NowHiring</w:t>
       </w:r>
@@ -1126,198 +1709,288 @@
     <w:p>
       <w:pPr>
         <w:pStyle w:val="Heading3"/>
-      </w:pPr>
-      <w:r>
+        <w:rPr>
+          <w:color w:val="E08A00"/>
+        </w:rPr>
+      </w:pPr>
+      <w:r>
+        <w:rPr>
+          <w:b/>
+          <w:color w:val="E08A00"/>
+          <w:sz w:val="26"/>
+        </w:rPr>
         <w:t xml:space="preserve">3. EVENT PROMOTION</w:t>
       </w:r>
     </w:p>
     <w:p>
       <w:pPr>
         <w:pStyle w:val="SourceCode"/>
-      </w:pPr>
-      <w:r>
-        <w:rPr>
-          <w:rStyle w:val="VerbatimChar"/>
+        <w:shd w:fill="1B2838" w:val="clear"/>
+      </w:pPr>
+      <w:r>
+        <w:rPr>
+          <w:rStyle w:val="VerbatimChar"/>
+          <w:color w:val="00BFFF"/>
         </w:rPr>
         <w:t xml:space="preserve">┌─────────────────────────────────────────────────┐</w:t>
       </w:r>
       <w:r>
-        <w:br/>
-      </w:r>
-      <w:r>
-        <w:rPr>
-          <w:rStyle w:val="VerbatimChar"/>
+        <w:rPr>
+          <w:color w:val="00BFFF"/>
+        </w:rPr>
+        <w:br/>
+      </w:r>
+      <w:r>
+        <w:rPr>
+          <w:rStyle w:val="VerbatimChar"/>
+          <w:color w:val="00BFFF"/>
         </w:rPr>
         <w:t xml:space="preserve">│  Gradient background: Sky Blue → Dark Blue      │</w:t>
       </w:r>
       <w:r>
-        <w:br/>
-      </w:r>
-      <w:r>
-        <w:rPr>
-          <w:rStyle w:val="VerbatimChar"/>
+        <w:rPr>
+          <w:color w:val="00BFFF"/>
+        </w:rPr>
+        <w:br/>
+      </w:r>
+      <w:r>
+        <w:rPr>
+          <w:rStyle w:val="VerbatimChar"/>
+          <w:color w:val="00BFFF"/>
         </w:rPr>
         <w:t xml:space="preserve">│                                                 │</w:t>
       </w:r>
       <w:r>
-        <w:br/>
-      </w:r>
-      <w:r>
-        <w:rPr>
-          <w:rStyle w:val="VerbatimChar"/>
+        <w:rPr>
+          <w:color w:val="00BFFF"/>
+        </w:rPr>
+        <w:br/>
+      </w:r>
+      <w:r>
+        <w:rPr>
+          <w:rStyle w:val="VerbatimChar"/>
+          <w:color w:val="00BFFF"/>
         </w:rPr>
         <w:t xml:space="preserve">│  [PECH LOGO]                                   │</w:t>
       </w:r>
       <w:r>
-        <w:br/>
-      </w:r>
-      <w:r>
-        <w:rPr>
-          <w:rStyle w:val="VerbatimChar"/>
+        <w:rPr>
+          <w:color w:val="00BFFF"/>
+        </w:rPr>
+        <w:br/>
+      </w:r>
+      <w:r>
+        <w:rPr>
+          <w:rStyle w:val="VerbatimChar"/>
+          <w:color w:val="00BFFF"/>
         </w:rPr>
         <w:t xml:space="preserve">│                                                 │</w:t>
       </w:r>
       <w:r>
-        <w:br/>
-      </w:r>
-      <w:r>
-        <w:rPr>
-          <w:rStyle w:val="VerbatimChar"/>
+        <w:rPr>
+          <w:color w:val="00BFFF"/>
+        </w:rPr>
+        <w:br/>
+      </w:r>
+      <w:r>
+        <w:rPr>
+          <w:rStyle w:val="VerbatimChar"/>
+          <w:color w:val="00BFFF"/>
         </w:rPr>
         <w:t xml:space="preserve">│  [EVENT TYPE — e.g., HACKATHON / WEBINAR]      │</w:t>
       </w:r>
       <w:r>
-        <w:br/>
-      </w:r>
-      <w:r>
-        <w:rPr>
-          <w:rStyle w:val="VerbatimChar"/>
+        <w:rPr>
+          <w:color w:val="00BFFF"/>
+        </w:rPr>
+        <w:br/>
+      </w:r>
+      <w:r>
+        <w:rPr>
+          <w:rStyle w:val="VerbatimChar"/>
+          <w:color w:val="00BFFF"/>
         </w:rPr>
         <w:t xml:space="preserve">│  (Open Sans, Orange)                           │</w:t>
       </w:r>
       <w:r>
-        <w:br/>
-      </w:r>
-      <w:r>
-        <w:rPr>
-          <w:rStyle w:val="VerbatimChar"/>
+        <w:rPr>
+          <w:color w:val="00BFFF"/>
+        </w:rPr>
+        <w:br/>
+      </w:r>
+      <w:r>
+        <w:rPr>
+          <w:rStyle w:val="VerbatimChar"/>
+          <w:color w:val="00BFFF"/>
         </w:rPr>
         <w:t xml:space="preserve">│                                                 │</w:t>
       </w:r>
       <w:r>
-        <w:br/>
-      </w:r>
-      <w:r>
-        <w:rPr>
-          <w:rStyle w:val="VerbatimChar"/>
+        <w:rPr>
+          <w:color w:val="00BFFF"/>
+        </w:rPr>
+        <w:br/>
+      </w:r>
+      <w:r>
+        <w:rPr>
+          <w:rStyle w:val="VerbatimChar"/>
+          <w:color w:val="00BFFF"/>
         </w:rPr>
         <w:t xml:space="preserve">│  EVENT TITLE                                   │</w:t>
       </w:r>
       <w:r>
-        <w:br/>
-      </w:r>
-      <w:r>
-        <w:rPr>
-          <w:rStyle w:val="VerbatimChar"/>
+        <w:rPr>
+          <w:color w:val="00BFFF"/>
+        </w:rPr>
+        <w:br/>
+      </w:r>
+      <w:r>
+        <w:rPr>
+          <w:rStyle w:val="VerbatimChar"/>
+          <w:color w:val="00BFFF"/>
         </w:rPr>
         <w:t xml:space="preserve">│  (Montserrat Bold, 36pt, White)                │</w:t>
       </w:r>
       <w:r>
-        <w:br/>
-      </w:r>
-      <w:r>
-        <w:rPr>
-          <w:rStyle w:val="VerbatimChar"/>
+        <w:rPr>
+          <w:color w:val="00BFFF"/>
+        </w:rPr>
+        <w:br/>
+      </w:r>
+      <w:r>
+        <w:rPr>
+          <w:rStyle w:val="VerbatimChar"/>
+          <w:color w:val="00BFFF"/>
         </w:rPr>
         <w:t xml:space="preserve">│                                                 │</w:t>
       </w:r>
       <w:r>
-        <w:br/>
-      </w:r>
-      <w:r>
-        <w:rPr>
-          <w:rStyle w:val="VerbatimChar"/>
+        <w:rPr>
+          <w:color w:val="00BFFF"/>
+        </w:rPr>
+        <w:br/>
+      </w:r>
+      <w:r>
+        <w:rPr>
+          <w:rStyle w:val="VerbatimChar"/>
+          <w:color w:val="00BFFF"/>
         </w:rPr>
         <w:t xml:space="preserve">│  📅 Date  |  🕐 Time  |  📍 Location          │</w:t>
       </w:r>
       <w:r>
-        <w:br/>
-      </w:r>
-      <w:r>
-        <w:rPr>
-          <w:rStyle w:val="VerbatimChar"/>
+        <w:rPr>
+          <w:color w:val="00BFFF"/>
+        </w:rPr>
+        <w:br/>
+      </w:r>
+      <w:r>
+        <w:rPr>
+          <w:rStyle w:val="VerbatimChar"/>
+          <w:color w:val="00BFFF"/>
         </w:rPr>
         <w:t xml:space="preserve">│  (Open Sans, White)                            │</w:t>
       </w:r>
       <w:r>
-        <w:br/>
-      </w:r>
-      <w:r>
-        <w:rPr>
-          <w:rStyle w:val="VerbatimChar"/>
+        <w:rPr>
+          <w:color w:val="00BFFF"/>
+        </w:rPr>
+        <w:br/>
+      </w:r>
+      <w:r>
+        <w:rPr>
+          <w:rStyle w:val="VerbatimChar"/>
+          <w:color w:val="00BFFF"/>
         </w:rPr>
         <w:t xml:space="preserve">│                                                 │</w:t>
       </w:r>
       <w:r>
-        <w:br/>
-      </w:r>
-      <w:r>
-        <w:rPr>
-          <w:rStyle w:val="VerbatimChar"/>
+        <w:rPr>
+          <w:color w:val="00BFFF"/>
+        </w:rPr>
+        <w:br/>
+      </w:r>
+      <w:r>
+        <w:rPr>
+          <w:rStyle w:val="VerbatimChar"/>
+          <w:color w:val="00BFFF"/>
         </w:rPr>
         <w:t xml:space="preserve">│  [Speaker photo circle]  Speaker Name          │</w:t>
       </w:r>
       <w:r>
-        <w:br/>
-      </w:r>
-      <w:r>
-        <w:rPr>
-          <w:rStyle w:val="VerbatimChar"/>
+        <w:rPr>
+          <w:color w:val="00BFFF"/>
+        </w:rPr>
+        <w:br/>
+      </w:r>
+      <w:r>
+        <w:rPr>
+          <w:rStyle w:val="VerbatimChar"/>
+          <w:color w:val="00BFFF"/>
         </w:rPr>
         <w:t xml:space="preserve">│                          Title, Company         │</w:t>
       </w:r>
       <w:r>
-        <w:br/>
-      </w:r>
-      <w:r>
-        <w:rPr>
-          <w:rStyle w:val="VerbatimChar"/>
+        <w:rPr>
+          <w:color w:val="00BFFF"/>
+        </w:rPr>
+        <w:br/>
+      </w:r>
+      <w:r>
+        <w:rPr>
+          <w:rStyle w:val="VerbatimChar"/>
+          <w:color w:val="00BFFF"/>
         </w:rPr>
         <w:t xml:space="preserve">│                                                 │</w:t>
       </w:r>
       <w:r>
-        <w:br/>
-      </w:r>
-      <w:r>
-        <w:rPr>
-          <w:rStyle w:val="VerbatimChar"/>
+        <w:rPr>
+          <w:color w:val="00BFFF"/>
+        </w:rPr>
+        <w:br/>
+      </w:r>
+      <w:r>
+        <w:rPr>
+          <w:rStyle w:val="VerbatimChar"/>
+          <w:color w:val="00BFFF"/>
         </w:rPr>
         <w:t xml:space="preserve">│  REGISTER NOW →                                │</w:t>
       </w:r>
       <w:r>
-        <w:br/>
-      </w:r>
-      <w:r>
-        <w:rPr>
-          <w:rStyle w:val="VerbatimChar"/>
+        <w:rPr>
+          <w:color w:val="00BFFF"/>
+        </w:rPr>
+        <w:br/>
+      </w:r>
+      <w:r>
+        <w:rPr>
+          <w:rStyle w:val="VerbatimChar"/>
+          <w:color w:val="00BFFF"/>
         </w:rPr>
         <w:t xml:space="preserve">│  (Orange button)                               │</w:t>
       </w:r>
       <w:r>
-        <w:br/>
-      </w:r>
-      <w:r>
-        <w:rPr>
-          <w:rStyle w:val="VerbatimChar"/>
+        <w:rPr>
+          <w:color w:val="00BFFF"/>
+        </w:rPr>
+        <w:br/>
+      </w:r>
+      <w:r>
+        <w:rPr>
+          <w:rStyle w:val="VerbatimChar"/>
+          <w:color w:val="00BFFF"/>
         </w:rPr>
         <w:t xml:space="preserve">│                                                 │</w:t>
       </w:r>
       <w:r>
-        <w:br/>
-      </w:r>
-      <w:r>
-        <w:rPr>
-          <w:rStyle w:val="VerbatimChar"/>
+        <w:rPr>
+          <w:color w:val="00BFFF"/>
+        </w:rPr>
+        <w:br/>
+      </w:r>
+      <w:r>
+        <w:rPr>
+          <w:rStyle w:val="VerbatimChar"/>
+          <w:color w:val="00BFFF"/>
         </w:rPr>
         <w:t xml:space="preserve">└─────────────────────────────────────────────────┘</w:t>
       </w:r>
@@ -1337,88 +2010,133 @@
     <w:p>
       <w:pPr>
         <w:pStyle w:val="SourceCode"/>
-      </w:pPr>
-      <w:r>
-        <w:rPr>
-          <w:rStyle w:val="VerbatimChar"/>
+        <w:shd w:fill="1B2838" w:val="clear"/>
+      </w:pPr>
+      <w:r>
+        <w:rPr>
+          <w:rStyle w:val="VerbatimChar"/>
+          <w:color w:val="00BFFF"/>
         </w:rPr>
         <w:t xml:space="preserve">📅 Mark your calendars!</w:t>
       </w:r>
       <w:r>
-        <w:br/>
-      </w:r>
-      <w:r>
-        <w:br/>
-      </w:r>
-      <w:r>
-        <w:rPr>
-          <w:rStyle w:val="VerbatimChar"/>
+        <w:rPr>
+          <w:color w:val="00BFFF"/>
+        </w:rPr>
+        <w:br/>
+      </w:r>
+      <w:r>
+        <w:rPr>
+          <w:color w:val="00BFFF"/>
+        </w:rPr>
+        <w:br/>
+      </w:r>
+      <w:r>
+        <w:rPr>
+          <w:rStyle w:val="VerbatimChar"/>
+          <w:color w:val="00BFFF"/>
         </w:rPr>
         <w:t xml:space="preserve">[Event Name] is happening on [Date] at [Time] ([Timezone]).</w:t>
       </w:r>
       <w:r>
-        <w:br/>
-      </w:r>
-      <w:r>
-        <w:br/>
-      </w:r>
-      <w:r>
-        <w:rPr>
-          <w:rStyle w:val="VerbatimChar"/>
+        <w:rPr>
+          <w:color w:val="00BFFF"/>
+        </w:rPr>
+        <w:br/>
+      </w:r>
+      <w:r>
+        <w:rPr>
+          <w:color w:val="00BFFF"/>
+        </w:rPr>
+        <w:br/>
+      </w:r>
+      <w:r>
+        <w:rPr>
+          <w:rStyle w:val="VerbatimChar"/>
+          <w:color w:val="00BFFF"/>
         </w:rPr>
         <w:t xml:space="preserve">[2-3 sentences about the event, what attendees will learn/gain]</w:t>
       </w:r>
       <w:r>
-        <w:br/>
-      </w:r>
-      <w:r>
-        <w:br/>
-      </w:r>
-      <w:r>
-        <w:rPr>
-          <w:rStyle w:val="VerbatimChar"/>
+        <w:rPr>
+          <w:color w:val="00BFFF"/>
+        </w:rPr>
+        <w:br/>
+      </w:r>
+      <w:r>
+        <w:rPr>
+          <w:color w:val="00BFFF"/>
+        </w:rPr>
+        <w:br/>
+      </w:r>
+      <w:r>
+        <w:rPr>
+          <w:rStyle w:val="VerbatimChar"/>
+          <w:color w:val="00BFFF"/>
         </w:rPr>
         <w:t xml:space="preserve">🎤 Featuring: [Speaker Names]</w:t>
       </w:r>
       <w:r>
-        <w:br/>
-      </w:r>
-      <w:r>
-        <w:rPr>
-          <w:rStyle w:val="VerbatimChar"/>
+        <w:rPr>
+          <w:color w:val="00BFFF"/>
+        </w:rPr>
+        <w:br/>
+      </w:r>
+      <w:r>
+        <w:rPr>
+          <w:rStyle w:val="VerbatimChar"/>
+          <w:color w:val="00BFFF"/>
         </w:rPr>
         <w:t xml:space="preserve">📍 [Venue / Online Platform]</w:t>
       </w:r>
       <w:r>
-        <w:br/>
-      </w:r>
-      <w:r>
-        <w:rPr>
-          <w:rStyle w:val="VerbatimChar"/>
+        <w:rPr>
+          <w:color w:val="00BFFF"/>
+        </w:rPr>
+        <w:br/>
+      </w:r>
+      <w:r>
+        <w:rPr>
+          <w:rStyle w:val="VerbatimChar"/>
+          <w:color w:val="00BFFF"/>
         </w:rPr>
         <w:t xml:space="preserve">🎟️ Register: [Link]</w:t>
       </w:r>
       <w:r>
-        <w:br/>
-      </w:r>
-      <w:r>
-        <w:br/>
-      </w:r>
-      <w:r>
-        <w:rPr>
-          <w:rStyle w:val="VerbatimChar"/>
+        <w:rPr>
+          <w:color w:val="00BFFF"/>
+        </w:rPr>
+        <w:br/>
+      </w:r>
+      <w:r>
+        <w:rPr>
+          <w:color w:val="00BFFF"/>
+        </w:rPr>
+        <w:br/>
+      </w:r>
+      <w:r>
+        <w:rPr>
+          <w:rStyle w:val="VerbatimChar"/>
+          <w:color w:val="00BFFF"/>
         </w:rPr>
         <w:t xml:space="preserve">Limited spots available — don't miss out!</w:t>
       </w:r>
       <w:r>
-        <w:br/>
-      </w:r>
-      <w:r>
-        <w:br/>
-      </w:r>
-      <w:r>
-        <w:rPr>
-          <w:rStyle w:val="VerbatimChar"/>
+        <w:rPr>
+          <w:color w:val="00BFFF"/>
+        </w:rPr>
+        <w:br/>
+      </w:r>
+      <w:r>
+        <w:rPr>
+          <w:color w:val="00BFFF"/>
+        </w:rPr>
+        <w:br/>
+      </w:r>
+      <w:r>
+        <w:rPr>
+          <w:rStyle w:val="VerbatimChar"/>
+          <w:color w:val="00BFFF"/>
         </w:rPr>
         <w:t xml:space="preserve">#PECHGroup #TechEvent #AfricaInnovation #IoT #SmartSystems #[EventHashtag]</w:t>
       </w:r>
@@ -1435,171 +2153,249 @@
     <w:p>
       <w:pPr>
         <w:pStyle w:val="Heading3"/>
-      </w:pPr>
-      <w:r>
+        <w:rPr>
+          <w:color w:val="E08A00"/>
+        </w:rPr>
+      </w:pPr>
+      <w:r>
+        <w:rPr>
+          <w:b/>
+          <w:color w:val="E08A00"/>
+          <w:sz w:val="26"/>
+        </w:rPr>
         <w:t xml:space="preserve">4. THOUGHT LEADERSHIP</w:t>
       </w:r>
     </w:p>
     <w:p>
       <w:pPr>
         <w:pStyle w:val="SourceCode"/>
-      </w:pPr>
-      <w:r>
-        <w:rPr>
-          <w:rStyle w:val="VerbatimChar"/>
+        <w:shd w:fill="1B2838" w:val="clear"/>
+      </w:pPr>
+      <w:r>
+        <w:rPr>
+          <w:rStyle w:val="VerbatimChar"/>
+          <w:color w:val="00BFFF"/>
         </w:rPr>
         <w:t xml:space="preserve">┌─────────────────────────────────────────────────┐</w:t>
       </w:r>
       <w:r>
-        <w:br/>
-      </w:r>
-      <w:r>
-        <w:rPr>
-          <w:rStyle w:val="VerbatimChar"/>
+        <w:rPr>
+          <w:color w:val="00BFFF"/>
+        </w:rPr>
+        <w:br/>
+      </w:r>
+      <w:r>
+        <w:rPr>
+          <w:rStyle w:val="VerbatimChar"/>
+          <w:color w:val="00BFFF"/>
         </w:rPr>
         <w:t xml:space="preserve">│  Background: White                             │</w:t>
       </w:r>
       <w:r>
-        <w:br/>
-      </w:r>
-      <w:r>
-        <w:rPr>
-          <w:rStyle w:val="VerbatimChar"/>
+        <w:rPr>
+          <w:color w:val="00BFFF"/>
+        </w:rPr>
+        <w:br/>
+      </w:r>
+      <w:r>
+        <w:rPr>
+          <w:rStyle w:val="VerbatimChar"/>
+          <w:color w:val="00BFFF"/>
         </w:rPr>
         <w:t xml:space="preserve">│                                                 │</w:t>
       </w:r>
       <w:r>
-        <w:br/>
-      </w:r>
-      <w:r>
-        <w:rPr>
-          <w:rStyle w:val="VerbatimChar"/>
+        <w:rPr>
+          <w:color w:val="00BFFF"/>
+        </w:rPr>
+        <w:br/>
+      </w:r>
+      <w:r>
+        <w:rPr>
+          <w:rStyle w:val="VerbatimChar"/>
+          <w:color w:val="00BFFF"/>
         </w:rPr>
         <w:t xml:space="preserve">│  [PECH LOGO]              💡                   │</w:t>
       </w:r>
       <w:r>
-        <w:br/>
-      </w:r>
-      <w:r>
-        <w:rPr>
-          <w:rStyle w:val="VerbatimChar"/>
+        <w:rPr>
+          <w:color w:val="00BFFF"/>
+        </w:rPr>
+        <w:br/>
+      </w:r>
+      <w:r>
+        <w:rPr>
+          <w:rStyle w:val="VerbatimChar"/>
+          <w:color w:val="00BFFF"/>
         </w:rPr>
         <w:t xml:space="preserve">│                                                 │</w:t>
       </w:r>
       <w:r>
-        <w:br/>
-      </w:r>
-      <w:r>
-        <w:rPr>
-          <w:rStyle w:val="VerbatimChar"/>
+        <w:rPr>
+          <w:color w:val="00BFFF"/>
+        </w:rPr>
+        <w:br/>
+      </w:r>
+      <w:r>
+        <w:rPr>
+          <w:rStyle w:val="VerbatimChar"/>
+          <w:color w:val="00BFFF"/>
         </w:rPr>
         <w:t xml:space="preserve">│  "Key insight or thought-provoking             │</w:t>
       </w:r>
       <w:r>
-        <w:br/>
-      </w:r>
-      <w:r>
-        <w:rPr>
-          <w:rStyle w:val="VerbatimChar"/>
+        <w:rPr>
+          <w:color w:val="00BFFF"/>
+        </w:rPr>
+        <w:br/>
+      </w:r>
+      <w:r>
+        <w:rPr>
+          <w:rStyle w:val="VerbatimChar"/>
+          <w:color w:val="00BFFF"/>
         </w:rPr>
         <w:t xml:space="preserve">│   statement goes here"                         │</w:t>
       </w:r>
       <w:r>
-        <w:br/>
-      </w:r>
-      <w:r>
-        <w:rPr>
-          <w:rStyle w:val="VerbatimChar"/>
+        <w:rPr>
+          <w:color w:val="00BFFF"/>
+        </w:rPr>
+        <w:br/>
+      </w:r>
+      <w:r>
+        <w:rPr>
+          <w:rStyle w:val="VerbatimChar"/>
+          <w:color w:val="00BFFF"/>
         </w:rPr>
         <w:t xml:space="preserve">│  (Montserrat, 24pt, Dark #1B2838)             │</w:t>
       </w:r>
       <w:r>
-        <w:br/>
-      </w:r>
-      <w:r>
-        <w:rPr>
-          <w:rStyle w:val="VerbatimChar"/>
+        <w:rPr>
+          <w:color w:val="00BFFF"/>
+        </w:rPr>
+        <w:br/>
+      </w:r>
+      <w:r>
+        <w:rPr>
+          <w:rStyle w:val="VerbatimChar"/>
+          <w:color w:val="00BFFF"/>
         </w:rPr>
         <w:t xml:space="preserve">│                                                 │</w:t>
       </w:r>
       <w:r>
-        <w:br/>
-      </w:r>
-      <w:r>
-        <w:rPr>
-          <w:rStyle w:val="VerbatimChar"/>
+        <w:rPr>
+          <w:color w:val="00BFFF"/>
+        </w:rPr>
+        <w:br/>
+      </w:r>
+      <w:r>
+        <w:rPr>
+          <w:rStyle w:val="VerbatimChar"/>
+          <w:color w:val="00BFFF"/>
         </w:rPr>
         <w:t xml:space="preserve">│  ─── Orange accent line (50%) ───              │</w:t>
       </w:r>
       <w:r>
-        <w:br/>
-      </w:r>
-      <w:r>
-        <w:rPr>
-          <w:rStyle w:val="VerbatimChar"/>
+        <w:rPr>
+          <w:color w:val="00BFFF"/>
+        </w:rPr>
+        <w:br/>
+      </w:r>
+      <w:r>
+        <w:rPr>
+          <w:rStyle w:val="VerbatimChar"/>
+          <w:color w:val="00BFFF"/>
         </w:rPr>
         <w:t xml:space="preserve">│                                                 │</w:t>
       </w:r>
       <w:r>
-        <w:br/>
-      </w:r>
-      <w:r>
-        <w:rPr>
-          <w:rStyle w:val="VerbatimChar"/>
+        <w:rPr>
+          <w:color w:val="00BFFF"/>
+        </w:rPr>
+        <w:br/>
+      </w:r>
+      <w:r>
+        <w:rPr>
+          <w:rStyle w:val="VerbatimChar"/>
+          <w:color w:val="00BFFF"/>
         </w:rPr>
         <w:t xml:space="preserve">│  — Author Name                                 │</w:t>
       </w:r>
       <w:r>
-        <w:br/>
-      </w:r>
-      <w:r>
-        <w:rPr>
-          <w:rStyle w:val="VerbatimChar"/>
+        <w:rPr>
+          <w:color w:val="00BFFF"/>
+        </w:rPr>
+        <w:br/>
+      </w:r>
+      <w:r>
+        <w:rPr>
+          <w:rStyle w:val="VerbatimChar"/>
+          <w:color w:val="00BFFF"/>
         </w:rPr>
         <w:t xml:space="preserve">│  Title, PECH Group Holdings                    │</w:t>
       </w:r>
       <w:r>
-        <w:br/>
-      </w:r>
-      <w:r>
-        <w:rPr>
-          <w:rStyle w:val="VerbatimChar"/>
+        <w:rPr>
+          <w:color w:val="00BFFF"/>
+        </w:rPr>
+        <w:br/>
+      </w:r>
+      <w:r>
+        <w:rPr>
+          <w:rStyle w:val="VerbatimChar"/>
+          <w:color w:val="00BFFF"/>
         </w:rPr>
         <w:t xml:space="preserve">│  (Open Sans, Dark Blue)                        │</w:t>
       </w:r>
       <w:r>
-        <w:br/>
-      </w:r>
-      <w:r>
-        <w:rPr>
-          <w:rStyle w:val="VerbatimChar"/>
+        <w:rPr>
+          <w:color w:val="00BFFF"/>
+        </w:rPr>
+        <w:br/>
+      </w:r>
+      <w:r>
+        <w:rPr>
+          <w:rStyle w:val="VerbatimChar"/>
+          <w:color w:val="00BFFF"/>
         </w:rPr>
         <w:t xml:space="preserve">│                                                 │</w:t>
       </w:r>
       <w:r>
-        <w:br/>
-      </w:r>
-      <w:r>
-        <w:rPr>
-          <w:rStyle w:val="VerbatimChar"/>
+        <w:rPr>
+          <w:color w:val="00BFFF"/>
+        </w:rPr>
+        <w:br/>
+      </w:r>
+      <w:r>
+        <w:rPr>
+          <w:rStyle w:val="VerbatimChar"/>
+          <w:color w:val="00BFFF"/>
         </w:rPr>
         <w:t xml:space="preserve">│  ███████████████████████████████████████████████ │</w:t>
       </w:r>
       <w:r>
-        <w:br/>
-      </w:r>
-      <w:r>
-        <w:rPr>
-          <w:rStyle w:val="VerbatimChar"/>
+        <w:rPr>
+          <w:color w:val="00BFFF"/>
+        </w:rPr>
+        <w:br/>
+      </w:r>
+      <w:r>
+        <w:rPr>
+          <w:rStyle w:val="VerbatimChar"/>
+          <w:color w:val="00BFFF"/>
         </w:rPr>
         <w:t xml:space="preserve">│  Sky Blue bottom bar                           │</w:t>
       </w:r>
       <w:r>
-        <w:br/>
-      </w:r>
-      <w:r>
-        <w:rPr>
-          <w:rStyle w:val="VerbatimChar"/>
+        <w:rPr>
+          <w:color w:val="00BFFF"/>
+        </w:rPr>
+        <w:br/>
+      </w:r>
+      <w:r>
+        <w:rPr>
+          <w:rStyle w:val="VerbatimChar"/>
+          <w:color w:val="00BFFF"/>
         </w:rPr>
         <w:t xml:space="preserve">└─────────────────────────────────────────────────┘</w:t>
       </w:r>
@@ -1619,46 +2415,69 @@
     <w:p>
       <w:pPr>
         <w:pStyle w:val="SourceCode"/>
-      </w:pPr>
-      <w:r>
-        <w:rPr>
-          <w:rStyle w:val="VerbatimChar"/>
+        <w:shd w:fill="1B2838" w:val="clear"/>
+      </w:pPr>
+      <w:r>
+        <w:rPr>
+          <w:rStyle w:val="VerbatimChar"/>
+          <w:color w:val="00BFFF"/>
         </w:rPr>
         <w:t xml:space="preserve">💡 [Thought-provoking opening question or statement]</w:t>
       </w:r>
       <w:r>
-        <w:br/>
-      </w:r>
-      <w:r>
-        <w:br/>
-      </w:r>
-      <w:r>
-        <w:rPr>
-          <w:rStyle w:val="VerbatimChar"/>
+        <w:rPr>
+          <w:color w:val="00BFFF"/>
+        </w:rPr>
+        <w:br/>
+      </w:r>
+      <w:r>
+        <w:rPr>
+          <w:color w:val="00BFFF"/>
+        </w:rPr>
+        <w:br/>
+      </w:r>
+      <w:r>
+        <w:rPr>
+          <w:rStyle w:val="VerbatimChar"/>
+          <w:color w:val="00BFFF"/>
         </w:rPr>
         <w:t xml:space="preserve">[3-4 sentences sharing insight, trend analysis, or industry perspective on IoT, solar energy, or smart systems in Africa]</w:t>
       </w:r>
       <w:r>
-        <w:br/>
-      </w:r>
-      <w:r>
-        <w:br/>
-      </w:r>
-      <w:r>
-        <w:rPr>
-          <w:rStyle w:val="VerbatimChar"/>
+        <w:rPr>
+          <w:color w:val="00BFFF"/>
+        </w:rPr>
+        <w:br/>
+      </w:r>
+      <w:r>
+        <w:rPr>
+          <w:color w:val="00BFFF"/>
+        </w:rPr>
+        <w:br/>
+      </w:r>
+      <w:r>
+        <w:rPr>
+          <w:rStyle w:val="VerbatimChar"/>
+          <w:color w:val="00BFFF"/>
         </w:rPr>
         <w:t xml:space="preserve">What are your thoughts? Share below 👇</w:t>
       </w:r>
       <w:r>
-        <w:br/>
-      </w:r>
-      <w:r>
-        <w:br/>
-      </w:r>
-      <w:r>
-        <w:rPr>
-          <w:rStyle w:val="VerbatimChar"/>
+        <w:rPr>
+          <w:color w:val="00BFFF"/>
+        </w:rPr>
+        <w:br/>
+      </w:r>
+      <w:r>
+        <w:rPr>
+          <w:color w:val="00BFFF"/>
+        </w:rPr>
+        <w:br/>
+      </w:r>
+      <w:r>
+        <w:rPr>
+          <w:rStyle w:val="VerbatimChar"/>
+          <w:color w:val="00BFFF"/>
         </w:rPr>
         <w:t xml:space="preserve">#PECHGroup #ThoughtLeadership #AfricaTech #IoT #SmartAfrica #Innovation #TechForAfrica</w:t>
       </w:r>
@@ -1675,171 +2494,249 @@
     <w:p>
       <w:pPr>
         <w:pStyle w:val="Heading3"/>
-      </w:pPr>
-      <w:r>
+        <w:rPr>
+          <w:color w:val="E08A00"/>
+        </w:rPr>
+      </w:pPr>
+      <w:r>
+        <w:rPr>
+          <w:b/>
+          <w:color w:val="E08A00"/>
+          <w:sz w:val="26"/>
+        </w:rPr>
         <w:t xml:space="preserve">5. COMPANY UPDATE</w:t>
       </w:r>
     </w:p>
     <w:p>
       <w:pPr>
         <w:pStyle w:val="SourceCode"/>
-      </w:pPr>
-      <w:r>
-        <w:rPr>
-          <w:rStyle w:val="VerbatimChar"/>
+        <w:shd w:fill="1B2838" w:val="clear"/>
+      </w:pPr>
+      <w:r>
+        <w:rPr>
+          <w:rStyle w:val="VerbatimChar"/>
+          <w:color w:val="00BFFF"/>
         </w:rPr>
         <w:t xml:space="preserve">┌─────────────────────────────────────────────────┐</w:t>
       </w:r>
       <w:r>
-        <w:br/>
-      </w:r>
-      <w:r>
-        <w:rPr>
-          <w:rStyle w:val="VerbatimChar"/>
+        <w:rPr>
+          <w:color w:val="00BFFF"/>
+        </w:rPr>
+        <w:br/>
+      </w:r>
+      <w:r>
+        <w:rPr>
+          <w:rStyle w:val="VerbatimChar"/>
+          <w:color w:val="00BFFF"/>
         </w:rPr>
         <w:t xml:space="preserve">│  Sky Blue header                               │</w:t>
       </w:r>
       <w:r>
-        <w:br/>
-      </w:r>
-      <w:r>
-        <w:rPr>
-          <w:rStyle w:val="VerbatimChar"/>
+        <w:rPr>
+          <w:color w:val="00BFFF"/>
+        </w:rPr>
+        <w:br/>
+      </w:r>
+      <w:r>
+        <w:rPr>
+          <w:rStyle w:val="VerbatimChar"/>
+          <w:color w:val="00BFFF"/>
         </w:rPr>
         <w:t xml:space="preserve">│  [PECH LOGO]     COMPANY UPDATE                │</w:t>
       </w:r>
       <w:r>
-        <w:br/>
-      </w:r>
-      <w:r>
-        <w:rPr>
-          <w:rStyle w:val="VerbatimChar"/>
+        <w:rPr>
+          <w:color w:val="00BFFF"/>
+        </w:rPr>
+        <w:br/>
+      </w:r>
+      <w:r>
+        <w:rPr>
+          <w:rStyle w:val="VerbatimChar"/>
+          <w:color w:val="00BFFF"/>
         </w:rPr>
         <w:t xml:space="preserve">│                                                 │</w:t>
       </w:r>
       <w:r>
-        <w:br/>
-      </w:r>
-      <w:r>
-        <w:rPr>
-          <w:rStyle w:val="VerbatimChar"/>
+        <w:rPr>
+          <w:color w:val="00BFFF"/>
+        </w:rPr>
+        <w:br/>
+      </w:r>
+      <w:r>
+        <w:rPr>
+          <w:rStyle w:val="VerbatimChar"/>
+          <w:color w:val="00BFFF"/>
         </w:rPr>
         <w:t xml:space="preserve">│  [PHOTO / GRAPHIC]                             │</w:t>
       </w:r>
       <w:r>
-        <w:br/>
-      </w:r>
-      <w:r>
-        <w:rPr>
-          <w:rStyle w:val="VerbatimChar"/>
+        <w:rPr>
+          <w:color w:val="00BFFF"/>
+        </w:rPr>
+        <w:br/>
+      </w:r>
+      <w:r>
+        <w:rPr>
+          <w:rStyle w:val="VerbatimChar"/>
+          <w:color w:val="00BFFF"/>
         </w:rPr>
         <w:t xml:space="preserve">│  (60% height, full width)                      │</w:t>
       </w:r>
       <w:r>
-        <w:br/>
-      </w:r>
-      <w:r>
-        <w:rPr>
-          <w:rStyle w:val="VerbatimChar"/>
+        <w:rPr>
+          <w:color w:val="00BFFF"/>
+        </w:rPr>
+        <w:br/>
+      </w:r>
+      <w:r>
+        <w:rPr>
+          <w:rStyle w:val="VerbatimChar"/>
+          <w:color w:val="00BFFF"/>
         </w:rPr>
         <w:t xml:space="preserve">│                                                 │</w:t>
       </w:r>
       <w:r>
-        <w:br/>
-      </w:r>
-      <w:r>
-        <w:rPr>
-          <w:rStyle w:val="VerbatimChar"/>
+        <w:rPr>
+          <w:color w:val="00BFFF"/>
+        </w:rPr>
+        <w:br/>
+      </w:r>
+      <w:r>
+        <w:rPr>
+          <w:rStyle w:val="VerbatimChar"/>
+          <w:color w:val="00BFFF"/>
         </w:rPr>
         <w:t xml:space="preserve">│  Update Title                                  │</w:t>
       </w:r>
       <w:r>
-        <w:br/>
-      </w:r>
-      <w:r>
-        <w:rPr>
-          <w:rStyle w:val="VerbatimChar"/>
+        <w:rPr>
+          <w:color w:val="00BFFF"/>
+        </w:rPr>
+        <w:br/>
+      </w:r>
+      <w:r>
+        <w:rPr>
+          <w:rStyle w:val="VerbatimChar"/>
+          <w:color w:val="00BFFF"/>
         </w:rPr>
         <w:t xml:space="preserve">│  (Montserrat Bold, Dark #1B2838)               │</w:t>
       </w:r>
       <w:r>
-        <w:br/>
-      </w:r>
-      <w:r>
-        <w:rPr>
-          <w:rStyle w:val="VerbatimChar"/>
+        <w:rPr>
+          <w:color w:val="00BFFF"/>
+        </w:rPr>
+        <w:br/>
+      </w:r>
+      <w:r>
+        <w:rPr>
+          <w:rStyle w:val="VerbatimChar"/>
+          <w:color w:val="00BFFF"/>
         </w:rPr>
         <w:t xml:space="preserve">│                                                 │</w:t>
       </w:r>
       <w:r>
-        <w:br/>
-      </w:r>
-      <w:r>
-        <w:rPr>
-          <w:rStyle w:val="VerbatimChar"/>
+        <w:rPr>
+          <w:color w:val="00BFFF"/>
+        </w:rPr>
+        <w:br/>
+      </w:r>
+      <w:r>
+        <w:rPr>
+          <w:rStyle w:val="VerbatimChar"/>
+          <w:color w:val="00BFFF"/>
         </w:rPr>
         <w:t xml:space="preserve">│  Brief summary text                            │</w:t>
       </w:r>
       <w:r>
-        <w:br/>
-      </w:r>
-      <w:r>
-        <w:rPr>
-          <w:rStyle w:val="VerbatimChar"/>
+        <w:rPr>
+          <w:color w:val="00BFFF"/>
+        </w:rPr>
+        <w:br/>
+      </w:r>
+      <w:r>
+        <w:rPr>
+          <w:rStyle w:val="VerbatimChar"/>
+          <w:color w:val="00BFFF"/>
         </w:rPr>
         <w:t xml:space="preserve">│  (Open Sans, #333)                             │</w:t>
       </w:r>
       <w:r>
-        <w:br/>
-      </w:r>
-      <w:r>
-        <w:rPr>
-          <w:rStyle w:val="VerbatimChar"/>
+        <w:rPr>
+          <w:color w:val="00BFFF"/>
+        </w:rPr>
+        <w:br/>
+      </w:r>
+      <w:r>
+        <w:rPr>
+          <w:rStyle w:val="VerbatimChar"/>
+          <w:color w:val="00BFFF"/>
         </w:rPr>
         <w:t xml:space="preserve">│                                                 │</w:t>
       </w:r>
       <w:r>
-        <w:br/>
-      </w:r>
-      <w:r>
-        <w:rPr>
-          <w:rStyle w:val="VerbatimChar"/>
+        <w:rPr>
+          <w:color w:val="00BFFF"/>
+        </w:rPr>
+        <w:br/>
+      </w:r>
+      <w:r>
+        <w:rPr>
+          <w:rStyle w:val="VerbatimChar"/>
+          <w:color w:val="00BFFF"/>
         </w:rPr>
         <w:t xml:space="preserve">│  READ MORE →                                   │</w:t>
       </w:r>
       <w:r>
-        <w:br/>
-      </w:r>
-      <w:r>
-        <w:rPr>
-          <w:rStyle w:val="VerbatimChar"/>
+        <w:rPr>
+          <w:color w:val="00BFFF"/>
+        </w:rPr>
+        <w:br/>
+      </w:r>
+      <w:r>
+        <w:rPr>
+          <w:rStyle w:val="VerbatimChar"/>
+          <w:color w:val="00BFFF"/>
         </w:rPr>
         <w:t xml:space="preserve">│  (Orange text/button)                          │</w:t>
       </w:r>
       <w:r>
-        <w:br/>
-      </w:r>
-      <w:r>
-        <w:rPr>
-          <w:rStyle w:val="VerbatimChar"/>
+        <w:rPr>
+          <w:color w:val="00BFFF"/>
+        </w:rPr>
+        <w:br/>
+      </w:r>
+      <w:r>
+        <w:rPr>
+          <w:rStyle w:val="VerbatimChar"/>
+          <w:color w:val="00BFFF"/>
         </w:rPr>
         <w:t xml:space="preserve">│                                                 │</w:t>
       </w:r>
       <w:r>
-        <w:br/>
-      </w:r>
-      <w:r>
-        <w:rPr>
-          <w:rStyle w:val="VerbatimChar"/>
+        <w:rPr>
+          <w:color w:val="00BFFF"/>
+        </w:rPr>
+        <w:br/>
+      </w:r>
+      <w:r>
+        <w:rPr>
+          <w:rStyle w:val="VerbatimChar"/>
+          <w:color w:val="00BFFF"/>
         </w:rPr>
         <w:t xml:space="preserve">│  www.pechgroupholdings.tech                    │</w:t>
       </w:r>
       <w:r>
-        <w:br/>
-      </w:r>
-      <w:r>
-        <w:rPr>
-          <w:rStyle w:val="VerbatimChar"/>
+        <w:rPr>
+          <w:color w:val="00BFFF"/>
+        </w:rPr>
+        <w:br/>
+      </w:r>
+      <w:r>
+        <w:rPr>
+          <w:rStyle w:val="VerbatimChar"/>
+          <w:color w:val="00BFFF"/>
         </w:rPr>
         <w:t xml:space="preserve">└─────────────────────────────────────────────────┘</w:t>
       </w:r>
@@ -1859,58 +2756,88 @@
     <w:p>
       <w:pPr>
         <w:pStyle w:val="SourceCode"/>
-      </w:pPr>
-      <w:r>
-        <w:rPr>
-          <w:rStyle w:val="VerbatimChar"/>
+        <w:shd w:fill="1B2838" w:val="clear"/>
+      </w:pPr>
+      <w:r>
+        <w:rPr>
+          <w:rStyle w:val="VerbatimChar"/>
+          <w:color w:val="00BFFF"/>
         </w:rPr>
         <w:t xml:space="preserve">📣 [Update headline]</w:t>
       </w:r>
       <w:r>
-        <w:br/>
-      </w:r>
-      <w:r>
-        <w:br/>
-      </w:r>
-      <w:r>
-        <w:rPr>
-          <w:rStyle w:val="VerbatimChar"/>
+        <w:rPr>
+          <w:color w:val="00BFFF"/>
+        </w:rPr>
+        <w:br/>
+      </w:r>
+      <w:r>
+        <w:rPr>
+          <w:color w:val="00BFFF"/>
+        </w:rPr>
+        <w:br/>
+      </w:r>
+      <w:r>
+        <w:rPr>
+          <w:rStyle w:val="VerbatimChar"/>
+          <w:color w:val="00BFFF"/>
         </w:rPr>
         <w:t xml:space="preserve">[2-4 sentences about the update — milestone, partnership, achievement, or news]</w:t>
       </w:r>
       <w:r>
-        <w:br/>
-      </w:r>
-      <w:r>
-        <w:br/>
-      </w:r>
-      <w:r>
-        <w:rPr>
-          <w:rStyle w:val="VerbatimChar"/>
+        <w:rPr>
+          <w:color w:val="00BFFF"/>
+        </w:rPr>
+        <w:br/>
+      </w:r>
+      <w:r>
+        <w:rPr>
+          <w:color w:val="00BFFF"/>
+        </w:rPr>
+        <w:br/>
+      </w:r>
+      <w:r>
+        <w:rPr>
+          <w:rStyle w:val="VerbatimChar"/>
+          <w:color w:val="00BFFF"/>
         </w:rPr>
         <w:t xml:space="preserve">[Call to action — visit website, comment, share]</w:t>
       </w:r>
       <w:r>
-        <w:br/>
-      </w:r>
-      <w:r>
-        <w:br/>
-      </w:r>
-      <w:r>
-        <w:rPr>
-          <w:rStyle w:val="VerbatimChar"/>
+        <w:rPr>
+          <w:color w:val="00BFFF"/>
+        </w:rPr>
+        <w:br/>
+      </w:r>
+      <w:r>
+        <w:rPr>
+          <w:color w:val="00BFFF"/>
+        </w:rPr>
+        <w:br/>
+      </w:r>
+      <w:r>
+        <w:rPr>
+          <w:rStyle w:val="VerbatimChar"/>
+          <w:color w:val="00BFFF"/>
         </w:rPr>
         <w:t xml:space="preserve">🔗 [Link if applicable]</w:t>
       </w:r>
       <w:r>
-        <w:br/>
-      </w:r>
-      <w:r>
-        <w:br/>
-      </w:r>
-      <w:r>
-        <w:rPr>
-          <w:rStyle w:val="VerbatimChar"/>
+        <w:rPr>
+          <w:color w:val="00BFFF"/>
+        </w:rPr>
+        <w:br/>
+      </w:r>
+      <w:r>
+        <w:rPr>
+          <w:color w:val="00BFFF"/>
+        </w:rPr>
+        <w:br/>
+      </w:r>
+      <w:r>
+        <w:rPr>
+          <w:rStyle w:val="VerbatimChar"/>
+          <w:color w:val="00BFFF"/>
         </w:rPr>
         <w:t xml:space="preserve">#PECHGroup #CompanyUpdate #[RelevantHashtag] #Lagos #Nigeria #AfricaTech</w:t>
       </w:r>
@@ -1927,8 +2854,16 @@
     <w:p>
       <w:pPr>
         <w:pStyle w:val="Heading3"/>
-      </w:pPr>
-      <w:r>
+        <w:rPr>
+          <w:color w:val="E08A00"/>
+        </w:rPr>
+      </w:pPr>
+      <w:r>
+        <w:rPr>
+          <w:b/>
+          <w:color w:val="E08A00"/>
+          <w:sz w:val="26"/>
+        </w:rPr>
         <w:t xml:space="preserve">Brand Voice Guidelines</w:t>
       </w:r>
     </w:p>
@@ -1938,6 +2873,14 @@
         <w:tblW w:type="pct" w:w="5000"/>
         <w:tblLook w:firstRow="1" w:lastRow="0" w:firstColumn="0" w:lastColumn="0" w:noHBand="0" w:noVBand="0" w:val="0020"/>
         <w:jc w:val="start"/>
+        <w:tblBorders>
+          <w:top w:val="single" w:sz="4" w:space="0" w:color="B0D4E8"/>
+          <w:left w:val="single" w:sz="4" w:space="0" w:color="B0D4E8"/>
+          <w:bottom w:val="single" w:sz="4" w:space="0" w:color="B0D4E8"/>
+          <w:right w:val="single" w:sz="4" w:space="0" w:color="B0D4E8"/>
+          <w:insideH w:val="single" w:sz="4" w:space="0" w:color="B0D4E8"/>
+          <w:insideV w:val="single" w:sz="4" w:space="0" w:color="B0D4E8"/>
+        </w:tblBorders>
       </w:tblPr>
       <w:tblGrid>
         <w:gridCol w:w="3960"/>
@@ -1948,25 +2891,39 @@
           <w:tblHeader w:val="true"/>
         </w:trPr>
         <w:tc>
-          <w:tcPr/>
-          <w:p>
-            <w:pPr>
-              <w:pStyle w:val="Compact"/>
-              <w:jc w:val="left"/>
-            </w:pPr>
-            <w:r>
+          <w:tcPr>
+            <w:shd w:fill="0099CC" w:val="clear"/>
+          </w:tcPr>
+          <w:p>
+            <w:pPr>
+              <w:pStyle w:val="Compact"/>
+              <w:jc w:val="left"/>
+            </w:pPr>
+            <w:r>
+              <w:rPr>
+                <w:b/>
+                <w:color w:val="FFFFFF"/>
+                <w:sz w:val="20"/>
+              </w:rPr>
               <w:t xml:space="preserve">Attribute</w:t>
             </w:r>
           </w:p>
         </w:tc>
         <w:tc>
-          <w:tcPr/>
-          <w:p>
-            <w:pPr>
-              <w:pStyle w:val="Compact"/>
-              <w:jc w:val="left"/>
-            </w:pPr>
-            <w:r>
+          <w:tcPr>
+            <w:shd w:fill="0099CC" w:val="clear"/>
+          </w:tcPr>
+          <w:p>
+            <w:pPr>
+              <w:pStyle w:val="Compact"/>
+              <w:jc w:val="left"/>
+            </w:pPr>
+            <w:r>
+              <w:rPr>
+                <w:b/>
+                <w:color w:val="FFFFFF"/>
+                <w:sz w:val="20"/>
+              </w:rPr>
               <w:t xml:space="preserve">Description</w:t>
             </w:r>
           </w:p>
@@ -1974,7 +2931,9 @@
       </w:tr>
       <w:tr>
         <w:tc>
-          <w:tcPr/>
+          <w:tcPr>
+            <w:shd w:fill="FFFFFF" w:val="clear"/>
+          </w:tcPr>
           <w:p>
             <w:pPr>
               <w:pStyle w:val="Compact"/>
@@ -1984,19 +2943,27 @@
               <w:rPr>
                 <w:bCs/>
                 <w:b/>
+                <w:color w:val="1A1A1A"/>
+                <w:sz w:val="19"/>
               </w:rPr>
               <w:t xml:space="preserve">Tone:</w:t>
             </w:r>
           </w:p>
         </w:tc>
         <w:tc>
-          <w:tcPr/>
-          <w:p>
-            <w:pPr>
-              <w:pStyle w:val="Compact"/>
-              <w:jc w:val="left"/>
-            </w:pPr>
-            <w:r>
+          <w:tcPr>
+            <w:shd w:fill="FFFFFF" w:val="clear"/>
+          </w:tcPr>
+          <w:p>
+            <w:pPr>
+              <w:pStyle w:val="Compact"/>
+              <w:jc w:val="left"/>
+            </w:pPr>
+            <w:r>
+              <w:rPr>
+                <w:color w:val="1A1A1A"/>
+                <w:sz w:val="19"/>
+              </w:rPr>
               <w:t xml:space="preserve">Professional yet approachable, confident, optimistic</w:t>
             </w:r>
           </w:p>
@@ -2004,7 +2971,9 @@
       </w:tr>
       <w:tr>
         <w:tc>
-          <w:tcPr/>
+          <w:tcPr>
+            <w:shd w:fill="E8F8FF" w:val="clear"/>
+          </w:tcPr>
           <w:p>
             <w:pPr>
               <w:pStyle w:val="Compact"/>
@@ -2014,19 +2983,27 @@
               <w:rPr>
                 <w:bCs/>
                 <w:b/>
+                <w:color w:val="1A1A1A"/>
+                <w:sz w:val="19"/>
               </w:rPr>
               <w:t xml:space="preserve">Voice:</w:t>
             </w:r>
           </w:p>
         </w:tc>
         <w:tc>
-          <w:tcPr/>
-          <w:p>
-            <w:pPr>
-              <w:pStyle w:val="Compact"/>
-              <w:jc w:val="left"/>
-            </w:pPr>
-            <w:r>
+          <w:tcPr>
+            <w:shd w:fill="E8F8FF" w:val="clear"/>
+          </w:tcPr>
+          <w:p>
+            <w:pPr>
+              <w:pStyle w:val="Compact"/>
+              <w:jc w:val="left"/>
+            </w:pPr>
+            <w:r>
+              <w:rPr>
+                <w:color w:val="1A1A1A"/>
+                <w:sz w:val="19"/>
+              </w:rPr>
               <w:t xml:space="preserve">Knowledgeable, reliable, innovative, community-focused</w:t>
             </w:r>
           </w:p>
@@ -2034,7 +3011,9 @@
       </w:tr>
       <w:tr>
         <w:tc>
-          <w:tcPr/>
+          <w:tcPr>
+            <w:shd w:fill="FFFFFF" w:val="clear"/>
+          </w:tcPr>
           <w:p>
             <w:pPr>
               <w:pStyle w:val="Compact"/>
@@ -2044,19 +3023,27 @@
               <w:rPr>
                 <w:bCs/>
                 <w:b/>
+                <w:color w:val="1A1A1A"/>
+                <w:sz w:val="19"/>
               </w:rPr>
               <w:t xml:space="preserve">Language:</w:t>
             </w:r>
           </w:p>
         </w:tc>
         <w:tc>
-          <w:tcPr/>
-          <w:p>
-            <w:pPr>
-              <w:pStyle w:val="Compact"/>
-              <w:jc w:val="left"/>
-            </w:pPr>
-            <w:r>
+          <w:tcPr>
+            <w:shd w:fill="FFFFFF" w:val="clear"/>
+          </w:tcPr>
+          <w:p>
+            <w:pPr>
+              <w:pStyle w:val="Compact"/>
+              <w:jc w:val="left"/>
+            </w:pPr>
+            <w:r>
+              <w:rPr>
+                <w:color w:val="1A1A1A"/>
+                <w:sz w:val="19"/>
+              </w:rPr>
               <w:t xml:space="preserve">Clear, jargon-free (explain technical terms), inclusive</w:t>
             </w:r>
           </w:p>
@@ -2064,7 +3051,9 @@
       </w:tr>
       <w:tr>
         <w:tc>
-          <w:tcPr/>
+          <w:tcPr>
+            <w:shd w:fill="E8F8FF" w:val="clear"/>
+          </w:tcPr>
           <w:p>
             <w:pPr>
               <w:pStyle w:val="Compact"/>
@@ -2074,31 +3063,55 @@
               <w:rPr>
                 <w:bCs/>
                 <w:b/>
+                <w:color w:val="1A1A1A"/>
+                <w:sz w:val="19"/>
               </w:rPr>
               <w:t xml:space="preserve">Perspective:</w:t>
             </w:r>
           </w:p>
         </w:tc>
         <w:tc>
-          <w:tcPr/>
-          <w:p>
-            <w:pPr>
-              <w:pStyle w:val="Compact"/>
-              <w:jc w:val="left"/>
-            </w:pPr>
-            <w:r>
+          <w:tcPr>
+            <w:shd w:fill="E8F8FF" w:val="clear"/>
+          </w:tcPr>
+          <w:p>
+            <w:pPr>
+              <w:pStyle w:val="Compact"/>
+              <w:jc w:val="left"/>
+            </w:pPr>
+            <w:r>
+              <w:rPr>
+                <w:color w:val="1A1A1A"/>
+                <w:sz w:val="19"/>
+              </w:rPr>
               <w:t xml:space="preserve">“</w:t>
             </w:r>
             <w:r>
+              <w:rPr>
+                <w:color w:val="1A1A1A"/>
+                <w:sz w:val="19"/>
+              </w:rPr>
               <w:t xml:space="preserve">We</w:t>
             </w:r>
             <w:r>
+              <w:rPr>
+                <w:color w:val="1A1A1A"/>
+                <w:sz w:val="19"/>
+              </w:rPr>
               <w:t xml:space="preserve">”</w:t>
             </w:r>
             <w:r>
+              <w:rPr>
+                <w:color w:val="1A1A1A"/>
+                <w:sz w:val="19"/>
+              </w:rPr>
               <w:t xml:space="preserve"> </w:t>
             </w:r>
             <w:r>
+              <w:rPr>
+                <w:color w:val="1A1A1A"/>
+                <w:sz w:val="19"/>
+              </w:rPr>
               <w:t xml:space="preserve">for company posts, empowering language for Africa’s tech future</w:t>
             </w:r>
           </w:p>
@@ -2106,7 +3119,9 @@
       </w:tr>
       <w:tr>
         <w:tc>
-          <w:tcPr/>
+          <w:tcPr>
+            <w:shd w:fill="FFFFFF" w:val="clear"/>
+          </w:tcPr>
           <w:p>
             <w:pPr>
               <w:pStyle w:val="Compact"/>
@@ -2116,19 +3131,27 @@
               <w:rPr>
                 <w:bCs/>
                 <w:b/>
+                <w:color w:val="1A1A1A"/>
+                <w:sz w:val="19"/>
               </w:rPr>
               <w:t xml:space="preserve">Avoid:</w:t>
             </w:r>
           </w:p>
         </w:tc>
         <w:tc>
-          <w:tcPr/>
-          <w:p>
-            <w:pPr>
-              <w:pStyle w:val="Compact"/>
-              <w:jc w:val="left"/>
-            </w:pPr>
-            <w:r>
+          <w:tcPr>
+            <w:shd w:fill="FFFFFF" w:val="clear"/>
+          </w:tcPr>
+          <w:p>
+            <w:pPr>
+              <w:pStyle w:val="Compact"/>
+              <w:jc w:val="left"/>
+            </w:pPr>
+            <w:r>
+              <w:rPr>
+                <w:color w:val="1A1A1A"/>
+                <w:sz w:val="19"/>
+              </w:rPr>
               <w:t xml:space="preserve">Overly salesy language, excessive jargon, negative competitor mentions</w:t>
             </w:r>
           </w:p>
@@ -2140,8 +3163,16 @@
     <w:p>
       <w:pPr>
         <w:pStyle w:val="Heading3"/>
-      </w:pPr>
-      <w:r>
+        <w:rPr>
+          <w:color w:val="E08A00"/>
+        </w:rPr>
+      </w:pPr>
+      <w:r>
+        <w:rPr>
+          <w:b/>
+          <w:color w:val="E08A00"/>
+          <w:sz w:val="26"/>
+        </w:rPr>
         <w:t xml:space="preserve">Hashtag Strategy</w:t>
       </w:r>
     </w:p>
@@ -2265,8 +3296,16 @@
     <w:p>
       <w:pPr>
         <w:pStyle w:val="Heading3"/>
-      </w:pPr>
-      <w:r>
+        <w:rPr>
+          <w:color w:val="E08A00"/>
+        </w:rPr>
+      </w:pPr>
+      <w:r>
+        <w:rPr>
+          <w:b/>
+          <w:color w:val="E08A00"/>
+          <w:sz w:val="26"/>
+        </w:rPr>
         <w:t xml:space="preserve">Cover Photo Templates</w:t>
       </w:r>
     </w:p>
@@ -2285,73 +3324,103 @@
     <w:p>
       <w:pPr>
         <w:pStyle w:val="SourceCode"/>
-      </w:pPr>
-      <w:r>
-        <w:rPr>
-          <w:rStyle w:val="VerbatimChar"/>
+        <w:shd w:fill="1B2838" w:val="clear"/>
+      </w:pPr>
+      <w:r>
+        <w:rPr>
+          <w:rStyle w:val="VerbatimChar"/>
+          <w:color w:val="00BFFF"/>
         </w:rPr>
         <w:t xml:space="preserve">┌─────────────────────────────────────────────────────────────────┐</w:t>
       </w:r>
       <w:r>
-        <w:br/>
-      </w:r>
-      <w:r>
-        <w:rPr>
-          <w:rStyle w:val="VerbatimChar"/>
+        <w:rPr>
+          <w:color w:val="00BFFF"/>
+        </w:rPr>
+        <w:br/>
+      </w:r>
+      <w:r>
+        <w:rPr>
+          <w:rStyle w:val="VerbatimChar"/>
+          <w:color w:val="00BFFF"/>
         </w:rPr>
         <w:t xml:space="preserve">│  Gradient: Dark (#1B2838) → Sky Blue (#00BFFF)                │</w:t>
       </w:r>
       <w:r>
-        <w:br/>
-      </w:r>
-      <w:r>
-        <w:rPr>
-          <w:rStyle w:val="VerbatimChar"/>
+        <w:rPr>
+          <w:color w:val="00BFFF"/>
+        </w:rPr>
+        <w:br/>
+      </w:r>
+      <w:r>
+        <w:rPr>
+          <w:rStyle w:val="VerbatimChar"/>
+          <w:color w:val="00BFFF"/>
         </w:rPr>
         <w:t xml:space="preserve">│                                                                 │</w:t>
       </w:r>
       <w:r>
-        <w:br/>
-      </w:r>
-      <w:r>
-        <w:rPr>
-          <w:rStyle w:val="VerbatimChar"/>
+        <w:rPr>
+          <w:color w:val="00BFFF"/>
+        </w:rPr>
+        <w:br/>
+      </w:r>
+      <w:r>
+        <w:rPr>
+          <w:rStyle w:val="VerbatimChar"/>
+          <w:color w:val="00BFFF"/>
         </w:rPr>
         <w:t xml:space="preserve">│  [LOGO]  PECH GROUP HOLDINGS LTD                               │</w:t>
       </w:r>
       <w:r>
-        <w:br/>
-      </w:r>
-      <w:r>
-        <w:rPr>
-          <w:rStyle w:val="VerbatimChar"/>
+        <w:rPr>
+          <w:color w:val="00BFFF"/>
+        </w:rPr>
+        <w:br/>
+      </w:r>
+      <w:r>
+        <w:rPr>
+          <w:rStyle w:val="VerbatimChar"/>
+          <w:color w:val="00BFFF"/>
         </w:rPr>
         <w:t xml:space="preserve">│          Technology &amp; Infrastructure Enablers for People │</w:t>
       </w:r>
       <w:r>
-        <w:br/>
-      </w:r>
-      <w:r>
-        <w:rPr>
-          <w:rStyle w:val="VerbatimChar"/>
+        <w:rPr>
+          <w:color w:val="00BFFF"/>
+        </w:rPr>
+        <w:br/>
+      </w:r>
+      <w:r>
+        <w:rPr>
+          <w:rStyle w:val="VerbatimChar"/>
+          <w:color w:val="00BFFF"/>
         </w:rPr>
         <w:t xml:space="preserve">│                                                                 │</w:t>
       </w:r>
       <w:r>
-        <w:br/>
-      </w:r>
-      <w:r>
-        <w:rPr>
-          <w:rStyle w:val="VerbatimChar"/>
+        <w:rPr>
+          <w:color w:val="00BFFF"/>
+        </w:rPr>
+        <w:br/>
+      </w:r>
+      <w:r>
+        <w:rPr>
+          <w:rStyle w:val="VerbatimChar"/>
+          <w:color w:val="00BFFF"/>
         </w:rPr>
         <w:t xml:space="preserve">│          [IoT/Solar imagery montage, semi-transparent]         │</w:t>
       </w:r>
       <w:r>
-        <w:br/>
-      </w:r>
-      <w:r>
-        <w:rPr>
-          <w:rStyle w:val="VerbatimChar"/>
+        <w:rPr>
+          <w:color w:val="00BFFF"/>
+        </w:rPr>
+        <w:br/>
+      </w:r>
+      <w:r>
+        <w:rPr>
+          <w:rStyle w:val="VerbatimChar"/>
+          <w:color w:val="00BFFF"/>
         </w:rPr>
         <w:t xml:space="preserve">└─────────────────────────────────────────────────────────────────┘</w:t>
       </w:r>
@@ -2368,8 +3437,16 @@
     <w:p>
       <w:pPr>
         <w:pStyle w:val="Heading3"/>
-      </w:pPr>
-      <w:r>
+        <w:rPr>
+          <w:color w:val="E08A00"/>
+        </w:rPr>
+      </w:pPr>
+      <w:r>
+        <w:rPr>
+          <w:b/>
+          <w:color w:val="E08A00"/>
+          <w:sz w:val="26"/>
+        </w:rPr>
         <w:t xml:space="preserve">Posting Frequency Guide</w:t>
       </w:r>
     </w:p>
@@ -2379,6 +3456,14 @@
         <w:tblW w:type="auto" w:w="0"/>
         <w:tblLook w:firstRow="1" w:lastRow="0" w:firstColumn="0" w:lastColumn="0" w:noHBand="0" w:noVBand="0" w:val="0020"/>
         <w:jc w:val="start"/>
+        <w:tblBorders>
+          <w:top w:val="single" w:sz="4" w:space="0" w:color="B0D4E8"/>
+          <w:left w:val="single" w:sz="4" w:space="0" w:color="B0D4E8"/>
+          <w:bottom w:val="single" w:sz="4" w:space="0" w:color="B0D4E8"/>
+          <w:right w:val="single" w:sz="4" w:space="0" w:color="B0D4E8"/>
+          <w:insideH w:val="single" w:sz="4" w:space="0" w:color="B0D4E8"/>
+          <w:insideV w:val="single" w:sz="4" w:space="0" w:color="B0D4E8"/>
+        </w:tblBorders>
       </w:tblPr>
       <w:tblGrid>
         <w:gridCol w:w="2640"/>
@@ -2390,37 +3475,58 @@
           <w:tblHeader w:val="true"/>
         </w:trPr>
         <w:tc>
-          <w:tcPr/>
-          <w:p>
-            <w:pPr>
-              <w:pStyle w:val="Compact"/>
-              <w:jc w:val="left"/>
-            </w:pPr>
-            <w:r>
+          <w:tcPr>
+            <w:shd w:fill="0099CC" w:val="clear"/>
+          </w:tcPr>
+          <w:p>
+            <w:pPr>
+              <w:pStyle w:val="Compact"/>
+              <w:jc w:val="left"/>
+            </w:pPr>
+            <w:r>
+              <w:rPr>
+                <w:b/>
+                <w:color w:val="FFFFFF"/>
+                <w:sz w:val="20"/>
+              </w:rPr>
               <w:t xml:space="preserve">Platform</w:t>
             </w:r>
           </w:p>
         </w:tc>
         <w:tc>
-          <w:tcPr/>
-          <w:p>
-            <w:pPr>
-              <w:pStyle w:val="Compact"/>
-              <w:jc w:val="left"/>
-            </w:pPr>
-            <w:r>
+          <w:tcPr>
+            <w:shd w:fill="0099CC" w:val="clear"/>
+          </w:tcPr>
+          <w:p>
+            <w:pPr>
+              <w:pStyle w:val="Compact"/>
+              <w:jc w:val="left"/>
+            </w:pPr>
+            <w:r>
+              <w:rPr>
+                <w:b/>
+                <w:color w:val="FFFFFF"/>
+                <w:sz w:val="20"/>
+              </w:rPr>
               <w:t xml:space="preserve">Recommended Frequency</w:t>
             </w:r>
           </w:p>
         </w:tc>
         <w:tc>
-          <w:tcPr/>
-          <w:p>
-            <w:pPr>
-              <w:pStyle w:val="Compact"/>
-              <w:jc w:val="left"/>
-            </w:pPr>
-            <w:r>
+          <w:tcPr>
+            <w:shd w:fill="0099CC" w:val="clear"/>
+          </w:tcPr>
+          <w:p>
+            <w:pPr>
+              <w:pStyle w:val="Compact"/>
+              <w:jc w:val="left"/>
+            </w:pPr>
+            <w:r>
+              <w:rPr>
+                <w:b/>
+                <w:color w:val="FFFFFF"/>
+                <w:sz w:val="20"/>
+              </w:rPr>
               <w:t xml:space="preserve">Best Times (WAT)</w:t>
             </w:r>
           </w:p>
@@ -2428,37 +3534,55 @@
       </w:tr>
       <w:tr>
         <w:tc>
-          <w:tcPr/>
-          <w:p>
-            <w:pPr>
-              <w:pStyle w:val="Compact"/>
-              <w:jc w:val="left"/>
-            </w:pPr>
-            <w:r>
+          <w:tcPr>
+            <w:shd w:fill="FFFFFF" w:val="clear"/>
+          </w:tcPr>
+          <w:p>
+            <w:pPr>
+              <w:pStyle w:val="Compact"/>
+              <w:jc w:val="left"/>
+            </w:pPr>
+            <w:r>
+              <w:rPr>
+                <w:color w:val="1A1A1A"/>
+                <w:sz w:val="19"/>
+              </w:rPr>
               <w:t xml:space="preserve">LinkedIn</w:t>
             </w:r>
           </w:p>
         </w:tc>
         <w:tc>
-          <w:tcPr/>
-          <w:p>
-            <w:pPr>
-              <w:pStyle w:val="Compact"/>
-              <w:jc w:val="left"/>
-            </w:pPr>
-            <w:r>
+          <w:tcPr>
+            <w:shd w:fill="FFFFFF" w:val="clear"/>
+          </w:tcPr>
+          <w:p>
+            <w:pPr>
+              <w:pStyle w:val="Compact"/>
+              <w:jc w:val="left"/>
+            </w:pPr>
+            <w:r>
+              <w:rPr>
+                <w:color w:val="1A1A1A"/>
+                <w:sz w:val="19"/>
+              </w:rPr>
               <w:t xml:space="preserve">3-5x per week</w:t>
             </w:r>
           </w:p>
         </w:tc>
         <w:tc>
-          <w:tcPr/>
-          <w:p>
-            <w:pPr>
-              <w:pStyle w:val="Compact"/>
-              <w:jc w:val="left"/>
-            </w:pPr>
-            <w:r>
+          <w:tcPr>
+            <w:shd w:fill="FFFFFF" w:val="clear"/>
+          </w:tcPr>
+          <w:p>
+            <w:pPr>
+              <w:pStyle w:val="Compact"/>
+              <w:jc w:val="left"/>
+            </w:pPr>
+            <w:r>
+              <w:rPr>
+                <w:color w:val="1A1A1A"/>
+                <w:sz w:val="19"/>
+              </w:rPr>
               <w:t xml:space="preserve">Tue-Thu, 8-10 AM</w:t>
             </w:r>
           </w:p>
@@ -2466,37 +3590,55 @@
       </w:tr>
       <w:tr>
         <w:tc>
-          <w:tcPr/>
-          <w:p>
-            <w:pPr>
-              <w:pStyle w:val="Compact"/>
-              <w:jc w:val="left"/>
-            </w:pPr>
-            <w:r>
+          <w:tcPr>
+            <w:shd w:fill="E8F8FF" w:val="clear"/>
+          </w:tcPr>
+          <w:p>
+            <w:pPr>
+              <w:pStyle w:val="Compact"/>
+              <w:jc w:val="left"/>
+            </w:pPr>
+            <w:r>
+              <w:rPr>
+                <w:color w:val="1A1A1A"/>
+                <w:sz w:val="19"/>
+              </w:rPr>
               <w:t xml:space="preserve">Twitter/X</w:t>
             </w:r>
           </w:p>
         </w:tc>
         <w:tc>
-          <w:tcPr/>
-          <w:p>
-            <w:pPr>
-              <w:pStyle w:val="Compact"/>
-              <w:jc w:val="left"/>
-            </w:pPr>
-            <w:r>
+          <w:tcPr>
+            <w:shd w:fill="E8F8FF" w:val="clear"/>
+          </w:tcPr>
+          <w:p>
+            <w:pPr>
+              <w:pStyle w:val="Compact"/>
+              <w:jc w:val="left"/>
+            </w:pPr>
+            <w:r>
+              <w:rPr>
+                <w:color w:val="1A1A1A"/>
+                <w:sz w:val="19"/>
+              </w:rPr>
               <w:t xml:space="preserve">Daily, 1-3x</w:t>
             </w:r>
           </w:p>
         </w:tc>
         <w:tc>
-          <w:tcPr/>
-          <w:p>
-            <w:pPr>
-              <w:pStyle w:val="Compact"/>
-              <w:jc w:val="left"/>
-            </w:pPr>
-            <w:r>
+          <w:tcPr>
+            <w:shd w:fill="E8F8FF" w:val="clear"/>
+          </w:tcPr>
+          <w:p>
+            <w:pPr>
+              <w:pStyle w:val="Compact"/>
+              <w:jc w:val="left"/>
+            </w:pPr>
+            <w:r>
+              <w:rPr>
+                <w:color w:val="1A1A1A"/>
+                <w:sz w:val="19"/>
+              </w:rPr>
               <w:t xml:space="preserve">Mon-Fri, 9 AM, 12 PM, 5 PM</w:t>
             </w:r>
           </w:p>
@@ -2504,37 +3646,55 @@
       </w:tr>
       <w:tr>
         <w:tc>
-          <w:tcPr/>
-          <w:p>
-            <w:pPr>
-              <w:pStyle w:val="Compact"/>
-              <w:jc w:val="left"/>
-            </w:pPr>
-            <w:r>
+          <w:tcPr>
+            <w:shd w:fill="FFFFFF" w:val="clear"/>
+          </w:tcPr>
+          <w:p>
+            <w:pPr>
+              <w:pStyle w:val="Compact"/>
+              <w:jc w:val="left"/>
+            </w:pPr>
+            <w:r>
+              <w:rPr>
+                <w:color w:val="1A1A1A"/>
+                <w:sz w:val="19"/>
+              </w:rPr>
               <w:t xml:space="preserve">Instagram</w:t>
             </w:r>
           </w:p>
         </w:tc>
         <w:tc>
-          <w:tcPr/>
-          <w:p>
-            <w:pPr>
-              <w:pStyle w:val="Compact"/>
-              <w:jc w:val="left"/>
-            </w:pPr>
-            <w:r>
+          <w:tcPr>
+            <w:shd w:fill="FFFFFF" w:val="clear"/>
+          </w:tcPr>
+          <w:p>
+            <w:pPr>
+              <w:pStyle w:val="Compact"/>
+              <w:jc w:val="left"/>
+            </w:pPr>
+            <w:r>
+              <w:rPr>
+                <w:color w:val="1A1A1A"/>
+                <w:sz w:val="19"/>
+              </w:rPr>
               <w:t xml:space="preserve">3-4x per week</w:t>
             </w:r>
           </w:p>
         </w:tc>
         <w:tc>
-          <w:tcPr/>
-          <w:p>
-            <w:pPr>
-              <w:pStyle w:val="Compact"/>
-              <w:jc w:val="left"/>
-            </w:pPr>
-            <w:r>
+          <w:tcPr>
+            <w:shd w:fill="FFFFFF" w:val="clear"/>
+          </w:tcPr>
+          <w:p>
+            <w:pPr>
+              <w:pStyle w:val="Compact"/>
+              <w:jc w:val="left"/>
+            </w:pPr>
+            <w:r>
+              <w:rPr>
+                <w:color w:val="1A1A1A"/>
+                <w:sz w:val="19"/>
+              </w:rPr>
               <w:t xml:space="preserve">Mon-Fri, 11 AM-1 PM</w:t>
             </w:r>
           </w:p>
@@ -2542,37 +3702,55 @@
       </w:tr>
       <w:tr>
         <w:tc>
-          <w:tcPr/>
-          <w:p>
-            <w:pPr>
-              <w:pStyle w:val="Compact"/>
-              <w:jc w:val="left"/>
-            </w:pPr>
-            <w:r>
+          <w:tcPr>
+            <w:shd w:fill="E8F8FF" w:val="clear"/>
+          </w:tcPr>
+          <w:p>
+            <w:pPr>
+              <w:pStyle w:val="Compact"/>
+              <w:jc w:val="left"/>
+            </w:pPr>
+            <w:r>
+              <w:rPr>
+                <w:color w:val="1A1A1A"/>
+                <w:sz w:val="19"/>
+              </w:rPr>
               <w:t xml:space="preserve">Facebook</w:t>
             </w:r>
           </w:p>
         </w:tc>
         <w:tc>
-          <w:tcPr/>
-          <w:p>
-            <w:pPr>
-              <w:pStyle w:val="Compact"/>
-              <w:jc w:val="left"/>
-            </w:pPr>
-            <w:r>
+          <w:tcPr>
+            <w:shd w:fill="E8F8FF" w:val="clear"/>
+          </w:tcPr>
+          <w:p>
+            <w:pPr>
+              <w:pStyle w:val="Compact"/>
+              <w:jc w:val="left"/>
+            </w:pPr>
+            <w:r>
+              <w:rPr>
+                <w:color w:val="1A1A1A"/>
+                <w:sz w:val="19"/>
+              </w:rPr>
               <w:t xml:space="preserve">3-5x per week</w:t>
             </w:r>
           </w:p>
         </w:tc>
         <w:tc>
-          <w:tcPr/>
-          <w:p>
-            <w:pPr>
-              <w:pStyle w:val="Compact"/>
-              <w:jc w:val="left"/>
-            </w:pPr>
-            <w:r>
+          <w:tcPr>
+            <w:shd w:fill="E8F8FF" w:val="clear"/>
+          </w:tcPr>
+          <w:p>
+            <w:pPr>
+              <w:pStyle w:val="Compact"/>
+              <w:jc w:val="left"/>
+            </w:pPr>
+            <w:r>
+              <w:rPr>
+                <w:color w:val="1A1A1A"/>
+                <w:sz w:val="19"/>
+              </w:rPr>
               <w:t xml:space="preserve">Mon-Fri, 9-11 AM</w:t>
             </w:r>
           </w:p>
@@ -2625,6 +3803,29 @@
         <w:right w:val="single" w:sz="18" w:space="24" w:color="E08A00"/>
       </w:pgBorders>
     </w:sectPr>
+    <w:p>
+      <w:pPr>
+        <w:pBdr>
+          <w:top w:val="single" w:sz="36" w:space="1" w:color="F5A623"/>
+          <w:bottom w:val="single" w:sz="12" w:space="0" w:color="00BFFF"/>
+        </w:pBdr>
+        <w:spacing w:before="300" w:after="0"/>
+      </w:pPr>
+    </w:p>
+    <w:p>
+      <w:pPr>
+        <w:jc w:val="center"/>
+        <w:spacing w:before="60" w:after="0"/>
+      </w:pPr>
+      <w:r>
+        <w:rPr>
+          <w:color w:val="0099CC"/>
+          <w:sz w:val="16"/>
+          <w:szCs w:val="16"/>
+        </w:rPr>
+        <w:t xml:space="preserve">PECH Group Holdings Ltd  |  Lagos, Nigeria  |  pechgroupholdings.tech</w:t>
+      </w:r>
+    </w:p>
   </w:body>
 </w:document>
 </file>

--- a/brand_templates/PECH_SOCIAL_MEDIA_TEMPLATES.docx
+++ b/brand_templates/PECH_SOCIAL_MEDIA_TEMPLATES.docx
@@ -58,54 +58,39 @@
         <w:spacing w:after="0"/>
       </w:pPr>
     </w:p>
-    <w:bookmarkStart w:id="33" w:name="Xd596c53e3400db1786ae8b6f66d52e6a8a1cbbb"/>
-    <w:p>
-      <w:pPr>
-        <w:pStyle w:val="Heading1"/>
-        <w:rPr>
-          <w:color w:val="0099CC"/>
-        </w:rPr>
-        <w:pBdr>
-          <w:bottom w:val="single" w:sz="18" w:space="2" w:color="F5A623"/>
-        </w:pBdr>
-      </w:pPr>
-      <w:r>
-        <w:rPr>
-          <w:b/>
-          <w:color w:val="0099CC"/>
-          <w:sz w:val="44"/>
-        </w:rPr>
-        <w:t xml:space="preserve">PECH GROUP HOLDINGS LTD — SOCIAL MEDIA TEMPLATES</w:t>
-      </w:r>
-    </w:p>
-    <w:bookmarkStart w:id="22" w:name="design-specifications-content-guide"/>
-    <w:p>
-      <w:pPr>
-        <w:pBdr>
-          <w:top w:val="single" w:sz="18" w:space="1" w:color="F5A623"/>
-          <w:bottom w:val="single" w:sz="6" w:space="1" w:color="0099CC"/>
-        </w:pBdr>
-        <w:spacing w:before="200" w:after="200"/>
-      </w:pPr>
-    </w:p>
-    <w:p>
-      <w:pPr>
-        <w:pStyle w:val="Heading2"/>
-        <w:rPr>
-          <w:color w:val="0099CC"/>
-        </w:rPr>
-        <w:pBdr>
-          <w:bottom w:val="single" w:sz="6" w:space="2" w:color="00BFFF"/>
-        </w:pBdr>
-      </w:pPr>
-      <w:r>
-        <w:rPr>
-          <w:b/>
-          <w:color w:val="0099CC"/>
-          <w:sz w:val="32"/>
-        </w:rPr>
+    <w:p>
+      <w:pPr>
+        <w:pStyle w:val="FirstParagraph"/>
+      </w:pPr>
+      <w:r>
+        <w:t xml:space="preserve">📡</w:t>
+      </w:r>
+    </w:p>
+    <w:p>
+      <w:pPr>
+        <w:pStyle w:val="BodyText"/>
+      </w:pPr>
+      <w:r>
+        <w:t xml:space="preserve">SOCIAL MEDIA TEMPLATES</w:t>
+      </w:r>
+    </w:p>
+    <w:p>
+      <w:pPr>
+        <w:pStyle w:val="BodyText"/>
+      </w:pPr>
+      <w:r>
         <w:t xml:space="preserve">Design Specifications &amp; Content Guide</w:t>
       </w:r>
+    </w:p>
+    <w:p>
+      <w:pPr>
+        <w:pStyle w:val="BodyText"/>
+      </w:pPr>
+    </w:p>
+    <w:p>
+      <w:pPr>
+        <w:pStyle w:val="BodyText"/>
+      </w:pPr>
     </w:p>
     <w:p>
       <w:r>
@@ -780,8 +765,7 @@
       </w:r>
     </w:p>
     <w:bookmarkEnd w:id="21"/>
-    <w:bookmarkEnd w:id="22"/>
-    <w:bookmarkStart w:id="32" w:name="post-template-types"/>
+    <w:bookmarkStart w:id="31" w:name="post-template-types"/>
     <w:p>
       <w:pPr>
         <w:pBdr>
@@ -810,7 +794,7 @@
         <w:t xml:space="preserve">Post Template Types</w:t>
       </w:r>
     </w:p>
-    <w:bookmarkStart w:id="23" w:name="product-announcement"/>
+    <w:bookmarkStart w:id="22" w:name="product-announcement"/>
     <w:p>
       <w:pPr>
         <w:pStyle w:val="Heading3"/>
@@ -1195,8 +1179,8 @@
         </w:pict>
       </w:r>
     </w:p>
-    <w:bookmarkEnd w:id="23"/>
-    <w:bookmarkStart w:id="24" w:name="job-posting"/>
+    <w:bookmarkEnd w:id="22"/>
+    <w:bookmarkStart w:id="23" w:name="job-posting"/>
     <w:p>
       <w:pPr>
         <w:pStyle w:val="Heading3"/>
@@ -1704,8 +1688,8 @@
         </w:pict>
       </w:r>
     </w:p>
-    <w:bookmarkEnd w:id="24"/>
-    <w:bookmarkStart w:id="25" w:name="event-promotion"/>
+    <w:bookmarkEnd w:id="23"/>
+    <w:bookmarkStart w:id="24" w:name="event-promotion"/>
     <w:p>
       <w:pPr>
         <w:pStyle w:val="Heading3"/>
@@ -2148,8 +2132,8 @@
         </w:pict>
       </w:r>
     </w:p>
-    <w:bookmarkEnd w:id="25"/>
-    <w:bookmarkStart w:id="26" w:name="thought-leadership"/>
+    <w:bookmarkEnd w:id="24"/>
+    <w:bookmarkStart w:id="25" w:name="thought-leadership"/>
     <w:p>
       <w:pPr>
         <w:pStyle w:val="Heading3"/>
@@ -2489,8 +2473,8 @@
         </w:pict>
       </w:r>
     </w:p>
-    <w:bookmarkEnd w:id="26"/>
-    <w:bookmarkStart w:id="27" w:name="company-update"/>
+    <w:bookmarkEnd w:id="25"/>
+    <w:bookmarkStart w:id="26" w:name="company-update"/>
     <w:p>
       <w:pPr>
         <w:pStyle w:val="Heading3"/>
@@ -2849,8 +2833,8 @@
         </w:pict>
       </w:r>
     </w:p>
-    <w:bookmarkEnd w:id="27"/>
-    <w:bookmarkStart w:id="28" w:name="brand-voice-guidelines"/>
+    <w:bookmarkEnd w:id="26"/>
+    <w:bookmarkStart w:id="27" w:name="brand-voice-guidelines"/>
     <w:p>
       <w:pPr>
         <w:pStyle w:val="Heading3"/>
@@ -3158,8 +3142,8 @@
         </w:tc>
       </w:tr>
     </w:tbl>
-    <w:bookmarkEnd w:id="28"/>
-    <w:bookmarkStart w:id="29" w:name="hashtag-strategy"/>
+    <w:bookmarkEnd w:id="27"/>
+    <w:bookmarkStart w:id="28" w:name="hashtag-strategy"/>
     <w:p>
       <w:pPr>
         <w:pStyle w:val="Heading3"/>
@@ -3291,8 +3275,8 @@
         </w:pict>
       </w:r>
     </w:p>
-    <w:bookmarkEnd w:id="29"/>
-    <w:bookmarkStart w:id="30" w:name="cover-photo-templates"/>
+    <w:bookmarkEnd w:id="28"/>
+    <w:bookmarkStart w:id="29" w:name="cover-photo-templates"/>
     <w:p>
       <w:pPr>
         <w:pStyle w:val="Heading3"/>
@@ -3432,8 +3416,8 @@
         </w:pict>
       </w:r>
     </w:p>
-    <w:bookmarkEnd w:id="30"/>
-    <w:bookmarkStart w:id="31" w:name="posting-frequency-guide"/>
+    <w:bookmarkEnd w:id="29"/>
+    <w:bookmarkStart w:id="30" w:name="posting-frequency-guide"/>
     <w:p>
       <w:pPr>
         <w:pStyle w:val="Heading3"/>
@@ -3792,17 +3776,9 @@
         <w:t xml:space="preserve">Technology &amp; Infrastructure Enablers for People</w:t>
       </w:r>
     </w:p>
+    <w:bookmarkEnd w:id="30"/>
     <w:bookmarkEnd w:id="31"/>
-    <w:bookmarkEnd w:id="32"/>
-    <w:bookmarkEnd w:id="33"/>
-    <w:sectPr>
-      <w:pgBorders w:offsetFrom="page">
-        <w:top w:val="single" w:sz="18" w:space="24" w:color="00BFFF"/>
-        <w:left w:val="single" w:sz="18" w:space="24" w:color="0099CC"/>
-        <w:bottom w:val="single" w:sz="18" w:space="24" w:color="F5A623"/>
-        <w:right w:val="single" w:sz="18" w:space="24" w:color="E08A00"/>
-      </w:pgBorders>
-    </w:sectPr>
+    <w:sectPr/>
     <w:p>
       <w:pPr>
         <w:pBdr>
